--- a/abnt/teste abnt.docx
+++ b/abnt/teste abnt.docx
@@ -1,6 +1,6 @@
 
 <file path=word/document.xml><?xml version="1.0" encoding="utf-8"?>
-<w:document xmlns:wpc="http://schemas.microsoft.com/office/word/2010/wordprocessingCanvas" xmlns:cx="http://schemas.microsoft.com/office/drawing/2014/chartex" xmlns:cx1="http://schemas.microsoft.com/office/drawing/2015/9/8/chartex" xmlns:mc="http://schemas.openxmlformats.org/markup-compatibility/2006" xmlns:o="urn:schemas-microsoft-com:office:office" xmlns:r="http://schemas.openxmlformats.org/officeDocument/2006/relationships" xmlns:m="http://schemas.openxmlformats.org/officeDocument/2006/math" xmlns:v="urn:schemas-microsoft-com:vml" xmlns:wp14="http://schemas.microsoft.com/office/word/2010/wordprocessingDrawing" xmlns:wp="http://schemas.openxmlformats.org/drawingml/2006/wordprocessingDrawing" xmlns:w10="urn:schemas-microsoft-com:office:word" xmlns:w="http://schemas.openxmlformats.org/wordprocessingml/2006/main" xmlns:w14="http://schemas.microsoft.com/office/word/2010/wordml" xmlns:w15="http://schemas.microsoft.com/office/word/2012/wordml" xmlns:w16se="http://schemas.microsoft.com/office/word/2015/wordml/symex" xmlns:wpg="http://schemas.microsoft.com/office/word/2010/wordprocessingGroup" xmlns:wpi="http://schemas.microsoft.com/office/word/2010/wordprocessingInk" xmlns:wne="http://schemas.microsoft.com/office/word/2006/wordml" xmlns:wps="http://schemas.microsoft.com/office/word/2010/wordprocessingShape" mc:Ignorable="w14 w15 w16se wp14">
+<w:document xmlns:wpc="http://schemas.microsoft.com/office/word/2010/wordprocessingCanvas" xmlns:cx="http://schemas.microsoft.com/office/drawing/2014/chartex" xmlns:mc="http://schemas.openxmlformats.org/markup-compatibility/2006" xmlns:o="urn:schemas-microsoft-com:office:office" xmlns:r="http://schemas.openxmlformats.org/officeDocument/2006/relationships" xmlns:m="http://schemas.openxmlformats.org/officeDocument/2006/math" xmlns:v="urn:schemas-microsoft-com:vml" xmlns:wp14="http://schemas.microsoft.com/office/word/2010/wordprocessingDrawing" xmlns:wp="http://schemas.openxmlformats.org/drawingml/2006/wordprocessingDrawing" xmlns:w10="urn:schemas-microsoft-com:office:word" xmlns:w="http://schemas.openxmlformats.org/wordprocessingml/2006/main" xmlns:w14="http://schemas.microsoft.com/office/word/2010/wordml" xmlns:w15="http://schemas.microsoft.com/office/word/2012/wordml" xmlns:w16se="http://schemas.microsoft.com/office/word/2015/wordml/symex" xmlns:wpg="http://schemas.microsoft.com/office/word/2010/wordprocessingGroup" xmlns:wpi="http://schemas.microsoft.com/office/word/2010/wordprocessingInk" xmlns:wne="http://schemas.microsoft.com/office/word/2006/wordml" xmlns:wps="http://schemas.microsoft.com/office/word/2010/wordprocessingShape" mc:Ignorable="w14 w15 w16se wp14">
   <w:body>
     <w:p>
       <w:pPr>
@@ -314,7 +314,7 @@
     </w:p>
     <w:p>
       <w:r>
-        <w:t>Aqui vai ficar a dedicatória (quem eu amo)</w:t>
+        <w:t xml:space="preserve">Aqui vai ficar a dedicatória </w:t>
       </w:r>
     </w:p>
     <w:p>
@@ -342,7 +342,7 @@
         <w:t>agradecimentos</w:t>
       </w:r>
       <w:r>
-        <w:t xml:space="preserve"> (quem ajudou)</w:t>
+        <w:t xml:space="preserve"> </w:t>
       </w:r>
     </w:p>
     <w:p>
@@ -442,8 +442,6 @@
         </w:rPr>
         <w:t>Aqui vai ser o resumo</w:t>
       </w:r>
-      <w:bookmarkStart w:id="0" w:name="_GoBack"/>
-      <w:bookmarkEnd w:id="0"/>
     </w:p>
     <w:p>
       <w:pPr>
@@ -1761,35 +1759,25 @@
       <w:pPr>
         <w:pStyle w:val="Ttulo1"/>
       </w:pPr>
-      <w:bookmarkStart w:id="1" w:name="_Toc225406445"/>
+      <w:bookmarkStart w:id="0" w:name="_Toc225406445"/>
       <w:r>
         <w:lastRenderedPageBreak/>
         <w:t>INTRODUÇÃO</w:t>
       </w:r>
-      <w:bookmarkEnd w:id="1"/>
+      <w:bookmarkEnd w:id="0"/>
     </w:p>
     <w:p>
       <w:proofErr w:type="spellStart"/>
       <w:r>
         <w:rPr>
-          <w:rStyle w:val="Forte"/>
-          <w:rFonts w:ascii="Open Sans" w:hAnsi="Open Sans" w:cs="Open Sans"/>
-          <w:color w:val="000000"/>
-          <w:sz w:val="21"/>
-          <w:szCs w:val="21"/>
-          <w:shd w:val="clear" w:color="auto" w:fill="FFFFFF"/>
+          <w:bCs/>
         </w:rPr>
         <w:t>Lorem</w:t>
       </w:r>
       <w:proofErr w:type="spellEnd"/>
       <w:r>
         <w:rPr>
-          <w:rStyle w:val="Forte"/>
-          <w:rFonts w:ascii="Open Sans" w:hAnsi="Open Sans" w:cs="Open Sans"/>
-          <w:color w:val="000000"/>
-          <w:sz w:val="21"/>
-          <w:szCs w:val="21"/>
-          <w:shd w:val="clear" w:color="auto" w:fill="FFFFFF"/>
+          <w:bCs/>
         </w:rPr>
         <w:t xml:space="preserve"> Ipsum</w:t>
       </w:r>
@@ -2804,35 +2792,19 @@
       <w:pPr>
         <w:pStyle w:val="Ttulo2"/>
       </w:pPr>
-      <w:bookmarkStart w:id="2" w:name="_Toc225406446"/>
+      <w:bookmarkStart w:id="1" w:name="_Toc225406446"/>
       <w:r>
         <w:t>Problemática</w:t>
       </w:r>
-      <w:bookmarkEnd w:id="2"/>
+      <w:bookmarkEnd w:id="1"/>
     </w:p>
     <w:p>
       <w:proofErr w:type="spellStart"/>
       <w:r>
-        <w:rPr>
-          <w:rStyle w:val="Forte"/>
-          <w:rFonts w:ascii="Open Sans" w:hAnsi="Open Sans" w:cs="Open Sans"/>
-          <w:color w:val="000000"/>
-          <w:sz w:val="21"/>
-          <w:szCs w:val="21"/>
-          <w:shd w:val="clear" w:color="auto" w:fill="FFFFFF"/>
-        </w:rPr>
         <w:t>Lorem</w:t>
       </w:r>
       <w:proofErr w:type="spellEnd"/>
       <w:r>
-        <w:rPr>
-          <w:rStyle w:val="Forte"/>
-          <w:rFonts w:ascii="Open Sans" w:hAnsi="Open Sans" w:cs="Open Sans"/>
-          <w:color w:val="000000"/>
-          <w:sz w:val="21"/>
-          <w:szCs w:val="21"/>
-          <w:shd w:val="clear" w:color="auto" w:fill="FFFFFF"/>
-        </w:rPr>
         <w:t xml:space="preserve"> Ipsum</w:t>
       </w:r>
       <w:r>
@@ -3846,34 +3818,24 @@
       <w:pPr>
         <w:pStyle w:val="Ttulo2"/>
       </w:pPr>
-      <w:bookmarkStart w:id="3" w:name="_Toc225406447"/>
+      <w:bookmarkStart w:id="2" w:name="_Toc225406447"/>
       <w:r>
         <w:t>Justificativa</w:t>
       </w:r>
-      <w:bookmarkEnd w:id="3"/>
+      <w:bookmarkEnd w:id="2"/>
     </w:p>
     <w:p>
       <w:proofErr w:type="spellStart"/>
       <w:r>
         <w:rPr>
-          <w:rStyle w:val="Forte"/>
-          <w:rFonts w:ascii="Open Sans" w:hAnsi="Open Sans" w:cs="Open Sans"/>
-          <w:color w:val="000000"/>
-          <w:sz w:val="21"/>
-          <w:szCs w:val="21"/>
-          <w:shd w:val="clear" w:color="auto" w:fill="FFFFFF"/>
+          <w:bCs/>
         </w:rPr>
         <w:t>Lorem</w:t>
       </w:r>
       <w:proofErr w:type="spellEnd"/>
       <w:r>
         <w:rPr>
-          <w:rStyle w:val="Forte"/>
-          <w:rFonts w:ascii="Open Sans" w:hAnsi="Open Sans" w:cs="Open Sans"/>
-          <w:color w:val="000000"/>
-          <w:sz w:val="21"/>
-          <w:szCs w:val="21"/>
-          <w:shd w:val="clear" w:color="auto" w:fill="FFFFFF"/>
+          <w:bCs/>
         </w:rPr>
         <w:t xml:space="preserve"> Ipsum</w:t>
       </w:r>
@@ -4888,34 +4850,24 @@
       <w:pPr>
         <w:pStyle w:val="Ttulo2"/>
       </w:pPr>
-      <w:bookmarkStart w:id="4" w:name="_Toc225406448"/>
+      <w:bookmarkStart w:id="3" w:name="_Toc225406448"/>
       <w:r>
         <w:t>Objetivos</w:t>
       </w:r>
-      <w:bookmarkEnd w:id="4"/>
+      <w:bookmarkEnd w:id="3"/>
     </w:p>
     <w:p>
       <w:proofErr w:type="spellStart"/>
       <w:r>
         <w:rPr>
-          <w:rStyle w:val="Forte"/>
-          <w:rFonts w:ascii="Open Sans" w:hAnsi="Open Sans" w:cs="Open Sans"/>
-          <w:color w:val="000000"/>
-          <w:sz w:val="21"/>
-          <w:szCs w:val="21"/>
-          <w:shd w:val="clear" w:color="auto" w:fill="FFFFFF"/>
+          <w:bCs/>
         </w:rPr>
         <w:t>Lorem</w:t>
       </w:r>
       <w:proofErr w:type="spellEnd"/>
       <w:r>
         <w:rPr>
-          <w:rStyle w:val="Forte"/>
-          <w:rFonts w:ascii="Open Sans" w:hAnsi="Open Sans" w:cs="Open Sans"/>
-          <w:color w:val="000000"/>
-          <w:sz w:val="21"/>
-          <w:szCs w:val="21"/>
-          <w:shd w:val="clear" w:color="auto" w:fill="FFFFFF"/>
+          <w:bCs/>
         </w:rPr>
         <w:t xml:space="preserve"> Ipsum</w:t>
       </w:r>
@@ -5937,34 +5889,24 @@
       <w:pPr>
         <w:pStyle w:val="Ttulo3"/>
       </w:pPr>
-      <w:bookmarkStart w:id="5" w:name="_Toc225406449"/>
+      <w:bookmarkStart w:id="4" w:name="_Toc225406449"/>
       <w:r>
         <w:t>Objetivos geral</w:t>
       </w:r>
-      <w:bookmarkEnd w:id="5"/>
+      <w:bookmarkEnd w:id="4"/>
     </w:p>
     <w:p>
       <w:proofErr w:type="spellStart"/>
       <w:r>
         <w:rPr>
-          <w:rStyle w:val="Forte"/>
-          <w:rFonts w:ascii="Open Sans" w:hAnsi="Open Sans" w:cs="Open Sans"/>
-          <w:color w:val="000000"/>
-          <w:sz w:val="21"/>
-          <w:szCs w:val="21"/>
-          <w:shd w:val="clear" w:color="auto" w:fill="FFFFFF"/>
+          <w:bCs/>
         </w:rPr>
         <w:t>Lorem</w:t>
       </w:r>
       <w:proofErr w:type="spellEnd"/>
       <w:r>
         <w:rPr>
-          <w:rStyle w:val="Forte"/>
-          <w:rFonts w:ascii="Open Sans" w:hAnsi="Open Sans" w:cs="Open Sans"/>
-          <w:color w:val="000000"/>
-          <w:sz w:val="21"/>
-          <w:szCs w:val="21"/>
-          <w:shd w:val="clear" w:color="auto" w:fill="FFFFFF"/>
+          <w:bCs/>
         </w:rPr>
         <w:t xml:space="preserve"> Ipsum</w:t>
       </w:r>
@@ -6979,34 +6921,24 @@
       <w:pPr>
         <w:pStyle w:val="Ttulo3"/>
       </w:pPr>
-      <w:bookmarkStart w:id="6" w:name="_Toc225406450"/>
+      <w:bookmarkStart w:id="5" w:name="_Toc225406450"/>
       <w:r>
         <w:t>Objetivos específicos</w:t>
       </w:r>
-      <w:bookmarkEnd w:id="6"/>
+      <w:bookmarkEnd w:id="5"/>
     </w:p>
     <w:p>
       <w:proofErr w:type="spellStart"/>
       <w:r>
         <w:rPr>
-          <w:rStyle w:val="Forte"/>
-          <w:rFonts w:ascii="Open Sans" w:hAnsi="Open Sans" w:cs="Open Sans"/>
-          <w:color w:val="000000"/>
-          <w:sz w:val="21"/>
-          <w:szCs w:val="21"/>
-          <w:shd w:val="clear" w:color="auto" w:fill="FFFFFF"/>
+          <w:bCs/>
         </w:rPr>
         <w:t>Lorem</w:t>
       </w:r>
       <w:proofErr w:type="spellEnd"/>
       <w:r>
         <w:rPr>
-          <w:rStyle w:val="Forte"/>
-          <w:rFonts w:ascii="Open Sans" w:hAnsi="Open Sans" w:cs="Open Sans"/>
-          <w:color w:val="000000"/>
-          <w:sz w:val="21"/>
-          <w:szCs w:val="21"/>
-          <w:shd w:val="clear" w:color="auto" w:fill="FFFFFF"/>
+          <w:bCs/>
         </w:rPr>
         <w:t xml:space="preserve"> Ipsum</w:t>
       </w:r>
@@ -8021,34 +7953,24 @@
       <w:pPr>
         <w:pStyle w:val="Ttulo2"/>
       </w:pPr>
-      <w:bookmarkStart w:id="7" w:name="_Toc225406451"/>
+      <w:bookmarkStart w:id="6" w:name="_Toc225406451"/>
       <w:r>
         <w:t>Metodologia</w:t>
       </w:r>
-      <w:bookmarkEnd w:id="7"/>
+      <w:bookmarkEnd w:id="6"/>
     </w:p>
     <w:p>
       <w:proofErr w:type="spellStart"/>
       <w:r>
         <w:rPr>
-          <w:rStyle w:val="Forte"/>
-          <w:rFonts w:ascii="Open Sans" w:hAnsi="Open Sans" w:cs="Open Sans"/>
-          <w:color w:val="000000"/>
-          <w:sz w:val="21"/>
-          <w:szCs w:val="21"/>
-          <w:shd w:val="clear" w:color="auto" w:fill="FFFFFF"/>
+          <w:bCs/>
         </w:rPr>
         <w:t>Lorem</w:t>
       </w:r>
       <w:proofErr w:type="spellEnd"/>
       <w:r>
         <w:rPr>
-          <w:rStyle w:val="Forte"/>
-          <w:rFonts w:ascii="Open Sans" w:hAnsi="Open Sans" w:cs="Open Sans"/>
-          <w:color w:val="000000"/>
-          <w:sz w:val="21"/>
-          <w:szCs w:val="21"/>
-          <w:shd w:val="clear" w:color="auto" w:fill="FFFFFF"/>
+          <w:bCs/>
         </w:rPr>
         <w:t xml:space="preserve"> Ipsum</w:t>
       </w:r>
@@ -9063,34 +8985,24 @@
       <w:pPr>
         <w:pStyle w:val="Ttulo2"/>
       </w:pPr>
-      <w:bookmarkStart w:id="8" w:name="_Toc225406452"/>
+      <w:bookmarkStart w:id="7" w:name="_Toc225406452"/>
       <w:r>
         <w:t>Resultados esperados</w:t>
       </w:r>
-      <w:bookmarkEnd w:id="8"/>
+      <w:bookmarkEnd w:id="7"/>
     </w:p>
     <w:p>
       <w:proofErr w:type="spellStart"/>
       <w:r>
         <w:rPr>
-          <w:rStyle w:val="Forte"/>
-          <w:rFonts w:ascii="Open Sans" w:hAnsi="Open Sans" w:cs="Open Sans"/>
-          <w:color w:val="000000"/>
-          <w:sz w:val="21"/>
-          <w:szCs w:val="21"/>
-          <w:shd w:val="clear" w:color="auto" w:fill="FFFFFF"/>
+          <w:bCs/>
         </w:rPr>
         <w:t>Lorem</w:t>
       </w:r>
       <w:proofErr w:type="spellEnd"/>
       <w:r>
         <w:rPr>
-          <w:rStyle w:val="Forte"/>
-          <w:rFonts w:ascii="Open Sans" w:hAnsi="Open Sans" w:cs="Open Sans"/>
-          <w:color w:val="000000"/>
-          <w:sz w:val="21"/>
-          <w:szCs w:val="21"/>
-          <w:shd w:val="clear" w:color="auto" w:fill="FFFFFF"/>
+          <w:bCs/>
         </w:rPr>
         <w:t xml:space="preserve"> Ipsum</w:t>
       </w:r>
@@ -10112,35 +10024,25 @@
       <w:pPr>
         <w:pStyle w:val="Ttulo1"/>
       </w:pPr>
-      <w:bookmarkStart w:id="9" w:name="_Toc225406453"/>
+      <w:bookmarkStart w:id="8" w:name="_Toc225406453"/>
       <w:r>
         <w:lastRenderedPageBreak/>
         <w:t>REFERÊNCIAL TEÓRICO</w:t>
       </w:r>
-      <w:bookmarkEnd w:id="9"/>
+      <w:bookmarkEnd w:id="8"/>
     </w:p>
     <w:p>
       <w:proofErr w:type="spellStart"/>
       <w:r>
         <w:rPr>
-          <w:rStyle w:val="Forte"/>
-          <w:rFonts w:ascii="Open Sans" w:hAnsi="Open Sans" w:cs="Open Sans"/>
-          <w:color w:val="000000"/>
-          <w:sz w:val="21"/>
-          <w:szCs w:val="21"/>
-          <w:shd w:val="clear" w:color="auto" w:fill="FFFFFF"/>
+          <w:bCs/>
         </w:rPr>
         <w:t>Lorem</w:t>
       </w:r>
       <w:proofErr w:type="spellEnd"/>
       <w:r>
         <w:rPr>
-          <w:rStyle w:val="Forte"/>
-          <w:rFonts w:ascii="Open Sans" w:hAnsi="Open Sans" w:cs="Open Sans"/>
-          <w:color w:val="000000"/>
-          <w:sz w:val="21"/>
-          <w:szCs w:val="21"/>
-          <w:shd w:val="clear" w:color="auto" w:fill="FFFFFF"/>
+          <w:bCs/>
         </w:rPr>
         <w:t xml:space="preserve"> Ipsum</w:t>
       </w:r>
@@ -11155,21 +11057,21 @@
       <w:pPr>
         <w:pStyle w:val="Ttulo2"/>
       </w:pPr>
-      <w:bookmarkStart w:id="10" w:name="_Toc225406454"/>
+      <w:bookmarkStart w:id="9" w:name="_Toc225406454"/>
       <w:r>
         <w:t>Simulando subtítulo</w:t>
       </w:r>
-      <w:bookmarkEnd w:id="10"/>
+      <w:bookmarkEnd w:id="9"/>
     </w:p>
     <w:p>
       <w:pPr>
         <w:pStyle w:val="Ttulo3"/>
       </w:pPr>
-      <w:bookmarkStart w:id="11" w:name="_Toc225406455"/>
+      <w:bookmarkStart w:id="10" w:name="_Toc225406455"/>
       <w:r>
         <w:t>Outro nível de subtítulo</w:t>
       </w:r>
-      <w:bookmarkEnd w:id="11"/>
+      <w:bookmarkEnd w:id="10"/>
     </w:p>
     <w:p>
       <w:pPr>
@@ -11187,1048 +11089,67 @@
       <w:pPr>
         <w:pStyle w:val="Ttulo1"/>
       </w:pPr>
-      <w:bookmarkStart w:id="12" w:name="_Toc225406456"/>
+      <w:bookmarkStart w:id="11" w:name="_Toc225406456"/>
       <w:r>
         <w:lastRenderedPageBreak/>
         <w:t>IMERSÃO</w:t>
       </w:r>
-      <w:bookmarkEnd w:id="12"/>
+      <w:bookmarkEnd w:id="11"/>
     </w:p>
     <w:p>
       <w:pPr>
         <w:rPr>
+          <w:bCs/>
+        </w:rPr>
+      </w:pPr>
+      <w:r>
+        <w:t xml:space="preserve">A imersão, no contexto do Design </w:t>
+      </w:r>
+      <w:proofErr w:type="spellStart"/>
+      <w:r>
+        <w:t>Thinking</w:t>
+      </w:r>
+      <w:proofErr w:type="spellEnd"/>
+      <w:r>
+        <w:t>, corresponde à fase inicial do processo, voltada à compreensão aprofundada do problema. Nessa etapa, busca-se reunir e analisar informações relevantes, explorando o contexto de forma detalhada para identificar necessidades reais. Antes de propor soluções, é fundamental entender a situação sob diferentes perspectivas, adotando uma postura empática. Isso implica colocar-se no lugar do outro, reconhecendo que cada indivíduo possui experiências e visões distintas, o que contribui para uma análise mais completa e fundamentada em dados concretos.</w:t>
+      </w:r>
+      <w:r>
+        <w:t xml:space="preserve"> </w:t>
+      </w:r>
+      <w:r>
+        <w:t>(V</w:t>
+      </w:r>
+      <w:r>
+        <w:t>ilas Boas</w:t>
+      </w:r>
+      <w:r>
+        <w:t>, 2022)</w:t>
+      </w:r>
+    </w:p>
+    <w:p>
+      <w:pPr>
+        <w:rPr>
           <w:noProof/>
         </w:rPr>
       </w:pPr>
-      <w:proofErr w:type="spellStart"/>
-      <w:r>
-        <w:rPr>
-          <w:rStyle w:val="Forte"/>
-          <w:rFonts w:ascii="Open Sans" w:hAnsi="Open Sans" w:cs="Open Sans"/>
-          <w:color w:val="000000"/>
-          <w:sz w:val="21"/>
-          <w:szCs w:val="21"/>
-          <w:shd w:val="clear" w:color="auto" w:fill="FFFFFF"/>
-        </w:rPr>
-        <w:t>Lorem</w:t>
-      </w:r>
-      <w:proofErr w:type="spellEnd"/>
-      <w:r>
-        <w:rPr>
-          <w:rStyle w:val="Forte"/>
-          <w:rFonts w:ascii="Open Sans" w:hAnsi="Open Sans" w:cs="Open Sans"/>
-          <w:color w:val="000000"/>
-          <w:sz w:val="21"/>
-          <w:szCs w:val="21"/>
-          <w:shd w:val="clear" w:color="auto" w:fill="FFFFFF"/>
-        </w:rPr>
-        <w:t xml:space="preserve"> Ipsum</w:t>
-      </w:r>
-      <w:r>
-        <w:rPr>
-          <w:shd w:val="clear" w:color="auto" w:fill="FFFFFF"/>
-        </w:rPr>
-        <w:t> </w:t>
-      </w:r>
-      <w:proofErr w:type="spellStart"/>
-      <w:r>
-        <w:rPr>
-          <w:shd w:val="clear" w:color="auto" w:fill="FFFFFF"/>
-        </w:rPr>
-        <w:t>is</w:t>
-      </w:r>
-      <w:proofErr w:type="spellEnd"/>
-      <w:r>
-        <w:rPr>
-          <w:shd w:val="clear" w:color="auto" w:fill="FFFFFF"/>
-        </w:rPr>
-        <w:t xml:space="preserve"> </w:t>
-      </w:r>
-      <w:proofErr w:type="spellStart"/>
-      <w:r>
-        <w:rPr>
-          <w:shd w:val="clear" w:color="auto" w:fill="FFFFFF"/>
-        </w:rPr>
-        <w:t>simply</w:t>
-      </w:r>
-      <w:proofErr w:type="spellEnd"/>
-      <w:r>
-        <w:rPr>
-          <w:shd w:val="clear" w:color="auto" w:fill="FFFFFF"/>
-        </w:rPr>
-        <w:t xml:space="preserve"> </w:t>
-      </w:r>
-      <w:proofErr w:type="spellStart"/>
-      <w:r>
-        <w:rPr>
-          <w:shd w:val="clear" w:color="auto" w:fill="FFFFFF"/>
-        </w:rPr>
-        <w:t>dummy</w:t>
-      </w:r>
-      <w:proofErr w:type="spellEnd"/>
-      <w:r>
-        <w:rPr>
-          <w:shd w:val="clear" w:color="auto" w:fill="FFFFFF"/>
-        </w:rPr>
-        <w:t xml:space="preserve"> </w:t>
-      </w:r>
-      <w:proofErr w:type="spellStart"/>
-      <w:r>
-        <w:rPr>
-          <w:shd w:val="clear" w:color="auto" w:fill="FFFFFF"/>
-        </w:rPr>
-        <w:t>text</w:t>
-      </w:r>
-      <w:proofErr w:type="spellEnd"/>
-      <w:r>
-        <w:rPr>
-          <w:shd w:val="clear" w:color="auto" w:fill="FFFFFF"/>
-        </w:rPr>
-        <w:t xml:space="preserve"> </w:t>
-      </w:r>
-      <w:proofErr w:type="spellStart"/>
-      <w:r>
-        <w:rPr>
-          <w:shd w:val="clear" w:color="auto" w:fill="FFFFFF"/>
-        </w:rPr>
-        <w:t>of</w:t>
-      </w:r>
-      <w:proofErr w:type="spellEnd"/>
-      <w:r>
-        <w:rPr>
-          <w:shd w:val="clear" w:color="auto" w:fill="FFFFFF"/>
-        </w:rPr>
-        <w:t xml:space="preserve"> </w:t>
-      </w:r>
-      <w:proofErr w:type="spellStart"/>
-      <w:r>
-        <w:rPr>
-          <w:shd w:val="clear" w:color="auto" w:fill="FFFFFF"/>
-        </w:rPr>
-        <w:t>the</w:t>
-      </w:r>
-      <w:proofErr w:type="spellEnd"/>
-      <w:r>
-        <w:rPr>
-          <w:shd w:val="clear" w:color="auto" w:fill="FFFFFF"/>
-        </w:rPr>
-        <w:t xml:space="preserve"> </w:t>
-      </w:r>
-      <w:proofErr w:type="spellStart"/>
-      <w:r>
-        <w:rPr>
-          <w:shd w:val="clear" w:color="auto" w:fill="FFFFFF"/>
-        </w:rPr>
-        <w:t>printing</w:t>
-      </w:r>
-      <w:proofErr w:type="spellEnd"/>
-      <w:r>
-        <w:rPr>
-          <w:shd w:val="clear" w:color="auto" w:fill="FFFFFF"/>
-        </w:rPr>
-        <w:t xml:space="preserve"> </w:t>
-      </w:r>
-      <w:proofErr w:type="spellStart"/>
-      <w:r>
-        <w:rPr>
-          <w:shd w:val="clear" w:color="auto" w:fill="FFFFFF"/>
-        </w:rPr>
-        <w:t>and</w:t>
-      </w:r>
-      <w:proofErr w:type="spellEnd"/>
-      <w:r>
-        <w:rPr>
-          <w:shd w:val="clear" w:color="auto" w:fill="FFFFFF"/>
-        </w:rPr>
-        <w:t xml:space="preserve"> </w:t>
-      </w:r>
-      <w:proofErr w:type="spellStart"/>
-      <w:r>
-        <w:rPr>
-          <w:shd w:val="clear" w:color="auto" w:fill="FFFFFF"/>
-        </w:rPr>
-        <w:t>typesetting</w:t>
-      </w:r>
-      <w:proofErr w:type="spellEnd"/>
-      <w:r>
-        <w:rPr>
-          <w:shd w:val="clear" w:color="auto" w:fill="FFFFFF"/>
-        </w:rPr>
-        <w:t xml:space="preserve"> </w:t>
-      </w:r>
-      <w:proofErr w:type="spellStart"/>
-      <w:r>
-        <w:rPr>
-          <w:shd w:val="clear" w:color="auto" w:fill="FFFFFF"/>
-        </w:rPr>
-        <w:t>industry</w:t>
-      </w:r>
-      <w:proofErr w:type="spellEnd"/>
-      <w:r>
-        <w:rPr>
-          <w:shd w:val="clear" w:color="auto" w:fill="FFFFFF"/>
-        </w:rPr>
-        <w:t xml:space="preserve">. </w:t>
-      </w:r>
-      <w:proofErr w:type="spellStart"/>
-      <w:r>
-        <w:rPr>
-          <w:shd w:val="clear" w:color="auto" w:fill="FFFFFF"/>
-        </w:rPr>
-        <w:t>Lorem</w:t>
-      </w:r>
-      <w:proofErr w:type="spellEnd"/>
-      <w:r>
-        <w:rPr>
-          <w:shd w:val="clear" w:color="auto" w:fill="FFFFFF"/>
-        </w:rPr>
-        <w:t xml:space="preserve"> Ipsum </w:t>
-      </w:r>
-      <w:proofErr w:type="spellStart"/>
-      <w:r>
-        <w:rPr>
-          <w:shd w:val="clear" w:color="auto" w:fill="FFFFFF"/>
-        </w:rPr>
-        <w:t>has</w:t>
-      </w:r>
-      <w:proofErr w:type="spellEnd"/>
-      <w:r>
-        <w:rPr>
-          <w:shd w:val="clear" w:color="auto" w:fill="FFFFFF"/>
-        </w:rPr>
-        <w:t xml:space="preserve"> </w:t>
-      </w:r>
-      <w:proofErr w:type="spellStart"/>
-      <w:r>
-        <w:rPr>
-          <w:shd w:val="clear" w:color="auto" w:fill="FFFFFF"/>
-        </w:rPr>
-        <w:t>been</w:t>
-      </w:r>
-      <w:proofErr w:type="spellEnd"/>
-      <w:r>
-        <w:rPr>
-          <w:shd w:val="clear" w:color="auto" w:fill="FFFFFF"/>
-        </w:rPr>
-        <w:t xml:space="preserve"> </w:t>
-      </w:r>
-      <w:proofErr w:type="spellStart"/>
-      <w:r>
-        <w:rPr>
-          <w:shd w:val="clear" w:color="auto" w:fill="FFFFFF"/>
-        </w:rPr>
-        <w:t>the</w:t>
-      </w:r>
-      <w:proofErr w:type="spellEnd"/>
-      <w:r>
-        <w:rPr>
-          <w:shd w:val="clear" w:color="auto" w:fill="FFFFFF"/>
-        </w:rPr>
-        <w:t xml:space="preserve"> </w:t>
-      </w:r>
-      <w:proofErr w:type="spellStart"/>
-      <w:r>
-        <w:rPr>
-          <w:shd w:val="clear" w:color="auto" w:fill="FFFFFF"/>
-        </w:rPr>
-        <w:t>industry's</w:t>
-      </w:r>
-      <w:proofErr w:type="spellEnd"/>
-      <w:r>
-        <w:rPr>
-          <w:shd w:val="clear" w:color="auto" w:fill="FFFFFF"/>
-        </w:rPr>
-        <w:t xml:space="preserve"> standard </w:t>
-      </w:r>
-      <w:proofErr w:type="spellStart"/>
-      <w:r>
-        <w:rPr>
-          <w:shd w:val="clear" w:color="auto" w:fill="FFFFFF"/>
-        </w:rPr>
-        <w:t>dummy</w:t>
-      </w:r>
-      <w:proofErr w:type="spellEnd"/>
-      <w:r>
-        <w:rPr>
-          <w:shd w:val="clear" w:color="auto" w:fill="FFFFFF"/>
-        </w:rPr>
-        <w:t xml:space="preserve"> </w:t>
-      </w:r>
-      <w:proofErr w:type="spellStart"/>
-      <w:r>
-        <w:rPr>
-          <w:shd w:val="clear" w:color="auto" w:fill="FFFFFF"/>
-        </w:rPr>
-        <w:t>text</w:t>
-      </w:r>
-      <w:proofErr w:type="spellEnd"/>
-      <w:r>
-        <w:rPr>
-          <w:shd w:val="clear" w:color="auto" w:fill="FFFFFF"/>
-        </w:rPr>
-        <w:t xml:space="preserve"> </w:t>
-      </w:r>
-      <w:proofErr w:type="spellStart"/>
-      <w:r>
-        <w:rPr>
-          <w:shd w:val="clear" w:color="auto" w:fill="FFFFFF"/>
-        </w:rPr>
-        <w:t>ever</w:t>
-      </w:r>
-      <w:proofErr w:type="spellEnd"/>
-      <w:r>
-        <w:rPr>
-          <w:shd w:val="clear" w:color="auto" w:fill="FFFFFF"/>
-        </w:rPr>
-        <w:t xml:space="preserve"> </w:t>
-      </w:r>
-      <w:proofErr w:type="spellStart"/>
-      <w:r>
-        <w:rPr>
-          <w:shd w:val="clear" w:color="auto" w:fill="FFFFFF"/>
-        </w:rPr>
-        <w:t>since</w:t>
-      </w:r>
-      <w:proofErr w:type="spellEnd"/>
-      <w:r>
-        <w:rPr>
-          <w:shd w:val="clear" w:color="auto" w:fill="FFFFFF"/>
-        </w:rPr>
-        <w:t xml:space="preserve"> </w:t>
-      </w:r>
-      <w:proofErr w:type="spellStart"/>
-      <w:r>
-        <w:rPr>
-          <w:shd w:val="clear" w:color="auto" w:fill="FFFFFF"/>
-        </w:rPr>
-        <w:t>the</w:t>
-      </w:r>
-      <w:proofErr w:type="spellEnd"/>
-      <w:r>
-        <w:rPr>
-          <w:shd w:val="clear" w:color="auto" w:fill="FFFFFF"/>
-        </w:rPr>
-        <w:t xml:space="preserve"> 1500s, </w:t>
-      </w:r>
-      <w:proofErr w:type="spellStart"/>
-      <w:r>
-        <w:rPr>
-          <w:shd w:val="clear" w:color="auto" w:fill="FFFFFF"/>
-        </w:rPr>
-        <w:t>when</w:t>
-      </w:r>
-      <w:proofErr w:type="spellEnd"/>
-      <w:r>
-        <w:rPr>
-          <w:shd w:val="clear" w:color="auto" w:fill="FFFFFF"/>
-        </w:rPr>
-        <w:t xml:space="preserve"> </w:t>
-      </w:r>
-      <w:proofErr w:type="spellStart"/>
-      <w:r>
-        <w:rPr>
-          <w:shd w:val="clear" w:color="auto" w:fill="FFFFFF"/>
-        </w:rPr>
-        <w:t>an</w:t>
-      </w:r>
-      <w:proofErr w:type="spellEnd"/>
-      <w:r>
-        <w:rPr>
-          <w:shd w:val="clear" w:color="auto" w:fill="FFFFFF"/>
-        </w:rPr>
-        <w:t xml:space="preserve"> </w:t>
-      </w:r>
-      <w:proofErr w:type="spellStart"/>
-      <w:r>
-        <w:rPr>
-          <w:shd w:val="clear" w:color="auto" w:fill="FFFFFF"/>
-        </w:rPr>
-        <w:t>unknown</w:t>
-      </w:r>
-      <w:proofErr w:type="spellEnd"/>
-      <w:r>
-        <w:rPr>
-          <w:shd w:val="clear" w:color="auto" w:fill="FFFFFF"/>
-        </w:rPr>
-        <w:t xml:space="preserve"> </w:t>
-      </w:r>
-      <w:proofErr w:type="spellStart"/>
-      <w:r>
-        <w:rPr>
-          <w:shd w:val="clear" w:color="auto" w:fill="FFFFFF"/>
-        </w:rPr>
-        <w:t>printer</w:t>
-      </w:r>
-      <w:proofErr w:type="spellEnd"/>
-      <w:r>
-        <w:rPr>
-          <w:shd w:val="clear" w:color="auto" w:fill="FFFFFF"/>
-        </w:rPr>
-        <w:t xml:space="preserve"> </w:t>
-      </w:r>
-      <w:proofErr w:type="spellStart"/>
-      <w:r>
-        <w:rPr>
-          <w:shd w:val="clear" w:color="auto" w:fill="FFFFFF"/>
-        </w:rPr>
-        <w:t>took</w:t>
-      </w:r>
-      <w:proofErr w:type="spellEnd"/>
-      <w:r>
-        <w:rPr>
-          <w:shd w:val="clear" w:color="auto" w:fill="FFFFFF"/>
-        </w:rPr>
-        <w:t xml:space="preserve"> a </w:t>
-      </w:r>
-      <w:proofErr w:type="spellStart"/>
-      <w:r>
-        <w:rPr>
-          <w:shd w:val="clear" w:color="auto" w:fill="FFFFFF"/>
-        </w:rPr>
-        <w:t>galley</w:t>
-      </w:r>
-      <w:proofErr w:type="spellEnd"/>
-      <w:r>
-        <w:rPr>
-          <w:shd w:val="clear" w:color="auto" w:fill="FFFFFF"/>
-        </w:rPr>
-        <w:t xml:space="preserve"> </w:t>
-      </w:r>
-      <w:proofErr w:type="spellStart"/>
-      <w:r>
-        <w:rPr>
-          <w:shd w:val="clear" w:color="auto" w:fill="FFFFFF"/>
-        </w:rPr>
-        <w:t>of</w:t>
-      </w:r>
-      <w:proofErr w:type="spellEnd"/>
-      <w:r>
-        <w:rPr>
-          <w:shd w:val="clear" w:color="auto" w:fill="FFFFFF"/>
-        </w:rPr>
-        <w:t xml:space="preserve"> </w:t>
-      </w:r>
-      <w:proofErr w:type="spellStart"/>
-      <w:r>
-        <w:rPr>
-          <w:shd w:val="clear" w:color="auto" w:fill="FFFFFF"/>
-        </w:rPr>
-        <w:t>type</w:t>
-      </w:r>
-      <w:proofErr w:type="spellEnd"/>
-      <w:r>
-        <w:rPr>
-          <w:shd w:val="clear" w:color="auto" w:fill="FFFFFF"/>
-        </w:rPr>
-        <w:t xml:space="preserve"> </w:t>
-      </w:r>
-      <w:proofErr w:type="spellStart"/>
-      <w:r>
-        <w:rPr>
-          <w:shd w:val="clear" w:color="auto" w:fill="FFFFFF"/>
-        </w:rPr>
-        <w:t>and</w:t>
-      </w:r>
-      <w:proofErr w:type="spellEnd"/>
-      <w:r>
-        <w:rPr>
-          <w:shd w:val="clear" w:color="auto" w:fill="FFFFFF"/>
-        </w:rPr>
-        <w:t xml:space="preserve"> </w:t>
-      </w:r>
-      <w:proofErr w:type="spellStart"/>
-      <w:r>
-        <w:rPr>
-          <w:shd w:val="clear" w:color="auto" w:fill="FFFFFF"/>
-        </w:rPr>
-        <w:t>scrambled</w:t>
-      </w:r>
-      <w:proofErr w:type="spellEnd"/>
-      <w:r>
-        <w:rPr>
-          <w:shd w:val="clear" w:color="auto" w:fill="FFFFFF"/>
-        </w:rPr>
-        <w:t xml:space="preserve"> it </w:t>
-      </w:r>
-      <w:proofErr w:type="spellStart"/>
-      <w:r>
-        <w:rPr>
-          <w:shd w:val="clear" w:color="auto" w:fill="FFFFFF"/>
-        </w:rPr>
-        <w:t>to</w:t>
-      </w:r>
-      <w:proofErr w:type="spellEnd"/>
-      <w:r>
-        <w:rPr>
-          <w:shd w:val="clear" w:color="auto" w:fill="FFFFFF"/>
-        </w:rPr>
-        <w:t xml:space="preserve"> </w:t>
-      </w:r>
-      <w:proofErr w:type="spellStart"/>
-      <w:r>
-        <w:rPr>
-          <w:shd w:val="clear" w:color="auto" w:fill="FFFFFF"/>
-        </w:rPr>
-        <w:t>make</w:t>
-      </w:r>
-      <w:proofErr w:type="spellEnd"/>
-      <w:r>
-        <w:rPr>
-          <w:shd w:val="clear" w:color="auto" w:fill="FFFFFF"/>
-        </w:rPr>
-        <w:t xml:space="preserve"> a </w:t>
-      </w:r>
-      <w:proofErr w:type="spellStart"/>
-      <w:r>
-        <w:rPr>
-          <w:shd w:val="clear" w:color="auto" w:fill="FFFFFF"/>
-        </w:rPr>
-        <w:t>type</w:t>
-      </w:r>
-      <w:proofErr w:type="spellEnd"/>
-      <w:r>
-        <w:rPr>
-          <w:shd w:val="clear" w:color="auto" w:fill="FFFFFF"/>
-        </w:rPr>
-        <w:t xml:space="preserve"> </w:t>
-      </w:r>
-      <w:proofErr w:type="spellStart"/>
-      <w:r>
-        <w:rPr>
-          <w:shd w:val="clear" w:color="auto" w:fill="FFFFFF"/>
-        </w:rPr>
-        <w:t>specimen</w:t>
-      </w:r>
-      <w:proofErr w:type="spellEnd"/>
-      <w:r>
-        <w:rPr>
-          <w:shd w:val="clear" w:color="auto" w:fill="FFFFFF"/>
-        </w:rPr>
-        <w:t xml:space="preserve"> book. It </w:t>
-      </w:r>
-      <w:proofErr w:type="spellStart"/>
-      <w:r>
-        <w:rPr>
-          <w:shd w:val="clear" w:color="auto" w:fill="FFFFFF"/>
-        </w:rPr>
-        <w:t>has</w:t>
-      </w:r>
-      <w:proofErr w:type="spellEnd"/>
-      <w:r>
-        <w:rPr>
-          <w:shd w:val="clear" w:color="auto" w:fill="FFFFFF"/>
-        </w:rPr>
-        <w:t xml:space="preserve"> </w:t>
-      </w:r>
-      <w:proofErr w:type="spellStart"/>
-      <w:r>
-        <w:rPr>
-          <w:shd w:val="clear" w:color="auto" w:fill="FFFFFF"/>
-        </w:rPr>
-        <w:t>survived</w:t>
-      </w:r>
-      <w:proofErr w:type="spellEnd"/>
-      <w:r>
-        <w:rPr>
-          <w:shd w:val="clear" w:color="auto" w:fill="FFFFFF"/>
-        </w:rPr>
-        <w:t xml:space="preserve"> </w:t>
-      </w:r>
-      <w:proofErr w:type="spellStart"/>
-      <w:r>
-        <w:rPr>
-          <w:shd w:val="clear" w:color="auto" w:fill="FFFFFF"/>
-        </w:rPr>
-        <w:t>not</w:t>
-      </w:r>
-      <w:proofErr w:type="spellEnd"/>
-      <w:r>
-        <w:rPr>
-          <w:shd w:val="clear" w:color="auto" w:fill="FFFFFF"/>
-        </w:rPr>
-        <w:t xml:space="preserve"> </w:t>
-      </w:r>
-      <w:proofErr w:type="spellStart"/>
-      <w:r>
-        <w:rPr>
-          <w:shd w:val="clear" w:color="auto" w:fill="FFFFFF"/>
-        </w:rPr>
-        <w:t>only</w:t>
-      </w:r>
-      <w:proofErr w:type="spellEnd"/>
-      <w:r>
-        <w:rPr>
-          <w:shd w:val="clear" w:color="auto" w:fill="FFFFFF"/>
-        </w:rPr>
-        <w:t xml:space="preserve"> </w:t>
-      </w:r>
-      <w:proofErr w:type="spellStart"/>
-      <w:r>
-        <w:rPr>
-          <w:shd w:val="clear" w:color="auto" w:fill="FFFFFF"/>
-        </w:rPr>
-        <w:t>five</w:t>
-      </w:r>
-      <w:proofErr w:type="spellEnd"/>
-      <w:r>
-        <w:rPr>
-          <w:shd w:val="clear" w:color="auto" w:fill="FFFFFF"/>
-        </w:rPr>
-        <w:t xml:space="preserve"> </w:t>
-      </w:r>
-      <w:proofErr w:type="spellStart"/>
-      <w:r>
-        <w:rPr>
-          <w:shd w:val="clear" w:color="auto" w:fill="FFFFFF"/>
-        </w:rPr>
-        <w:t>centuries</w:t>
-      </w:r>
-      <w:proofErr w:type="spellEnd"/>
-      <w:r>
-        <w:rPr>
-          <w:shd w:val="clear" w:color="auto" w:fill="FFFFFF"/>
-        </w:rPr>
-        <w:t xml:space="preserve">, </w:t>
-      </w:r>
-      <w:proofErr w:type="spellStart"/>
-      <w:r>
-        <w:rPr>
-          <w:shd w:val="clear" w:color="auto" w:fill="FFFFFF"/>
-        </w:rPr>
-        <w:t>but</w:t>
-      </w:r>
-      <w:proofErr w:type="spellEnd"/>
-      <w:r>
-        <w:rPr>
-          <w:shd w:val="clear" w:color="auto" w:fill="FFFFFF"/>
-        </w:rPr>
-        <w:t xml:space="preserve"> </w:t>
-      </w:r>
-      <w:proofErr w:type="spellStart"/>
-      <w:r>
-        <w:rPr>
-          <w:shd w:val="clear" w:color="auto" w:fill="FFFFFF"/>
-        </w:rPr>
-        <w:t>also</w:t>
-      </w:r>
-      <w:proofErr w:type="spellEnd"/>
-      <w:r>
-        <w:rPr>
-          <w:shd w:val="clear" w:color="auto" w:fill="FFFFFF"/>
-        </w:rPr>
-        <w:t xml:space="preserve"> </w:t>
-      </w:r>
-      <w:proofErr w:type="spellStart"/>
-      <w:r>
-        <w:rPr>
-          <w:shd w:val="clear" w:color="auto" w:fill="FFFFFF"/>
-        </w:rPr>
-        <w:t>the</w:t>
-      </w:r>
-      <w:proofErr w:type="spellEnd"/>
-      <w:r>
-        <w:rPr>
-          <w:shd w:val="clear" w:color="auto" w:fill="FFFFFF"/>
-        </w:rPr>
-        <w:t xml:space="preserve"> </w:t>
-      </w:r>
-      <w:proofErr w:type="spellStart"/>
-      <w:r>
-        <w:rPr>
-          <w:shd w:val="clear" w:color="auto" w:fill="FFFFFF"/>
-        </w:rPr>
-        <w:t>leap</w:t>
-      </w:r>
-      <w:proofErr w:type="spellEnd"/>
-      <w:r>
-        <w:rPr>
-          <w:shd w:val="clear" w:color="auto" w:fill="FFFFFF"/>
-        </w:rPr>
-        <w:t xml:space="preserve"> </w:t>
-      </w:r>
-      <w:proofErr w:type="spellStart"/>
-      <w:r>
-        <w:rPr>
-          <w:shd w:val="clear" w:color="auto" w:fill="FFFFFF"/>
-        </w:rPr>
-        <w:t>into</w:t>
-      </w:r>
-      <w:proofErr w:type="spellEnd"/>
-      <w:r>
-        <w:rPr>
-          <w:shd w:val="clear" w:color="auto" w:fill="FFFFFF"/>
-        </w:rPr>
-        <w:t xml:space="preserve"> </w:t>
-      </w:r>
-      <w:proofErr w:type="spellStart"/>
-      <w:r>
-        <w:rPr>
-          <w:shd w:val="clear" w:color="auto" w:fill="FFFFFF"/>
-        </w:rPr>
-        <w:t>electronic</w:t>
-      </w:r>
-      <w:proofErr w:type="spellEnd"/>
-      <w:r>
-        <w:rPr>
-          <w:shd w:val="clear" w:color="auto" w:fill="FFFFFF"/>
-        </w:rPr>
-        <w:t xml:space="preserve"> </w:t>
-      </w:r>
-      <w:proofErr w:type="spellStart"/>
-      <w:r>
-        <w:rPr>
-          <w:shd w:val="clear" w:color="auto" w:fill="FFFFFF"/>
-        </w:rPr>
-        <w:t>typesetting</w:t>
-      </w:r>
-      <w:proofErr w:type="spellEnd"/>
-      <w:r>
-        <w:rPr>
-          <w:shd w:val="clear" w:color="auto" w:fill="FFFFFF"/>
-        </w:rPr>
-        <w:t xml:space="preserve">, </w:t>
-      </w:r>
-      <w:proofErr w:type="spellStart"/>
-      <w:r>
-        <w:rPr>
-          <w:shd w:val="clear" w:color="auto" w:fill="FFFFFF"/>
-        </w:rPr>
-        <w:t>remaining</w:t>
-      </w:r>
-      <w:proofErr w:type="spellEnd"/>
-      <w:r>
-        <w:rPr>
-          <w:shd w:val="clear" w:color="auto" w:fill="FFFFFF"/>
-        </w:rPr>
-        <w:t xml:space="preserve"> </w:t>
-      </w:r>
-      <w:proofErr w:type="spellStart"/>
-      <w:r>
-        <w:rPr>
-          <w:shd w:val="clear" w:color="auto" w:fill="FFFFFF"/>
-        </w:rPr>
-        <w:t>essentially</w:t>
-      </w:r>
-      <w:proofErr w:type="spellEnd"/>
-      <w:r>
-        <w:rPr>
-          <w:shd w:val="clear" w:color="auto" w:fill="FFFFFF"/>
-        </w:rPr>
-        <w:t xml:space="preserve"> </w:t>
-      </w:r>
-      <w:proofErr w:type="spellStart"/>
-      <w:r>
-        <w:rPr>
-          <w:shd w:val="clear" w:color="auto" w:fill="FFFFFF"/>
-        </w:rPr>
-        <w:t>unchanged</w:t>
-      </w:r>
-      <w:proofErr w:type="spellEnd"/>
-      <w:r>
-        <w:rPr>
-          <w:shd w:val="clear" w:color="auto" w:fill="FFFFFF"/>
-        </w:rPr>
-        <w:t xml:space="preserve">. It </w:t>
-      </w:r>
-      <w:proofErr w:type="spellStart"/>
-      <w:r>
-        <w:rPr>
-          <w:shd w:val="clear" w:color="auto" w:fill="FFFFFF"/>
-        </w:rPr>
-        <w:t>was</w:t>
-      </w:r>
-      <w:proofErr w:type="spellEnd"/>
-      <w:r>
-        <w:rPr>
-          <w:shd w:val="clear" w:color="auto" w:fill="FFFFFF"/>
-        </w:rPr>
-        <w:t xml:space="preserve"> </w:t>
-      </w:r>
-      <w:proofErr w:type="spellStart"/>
-      <w:r>
-        <w:rPr>
-          <w:shd w:val="clear" w:color="auto" w:fill="FFFFFF"/>
-        </w:rPr>
-        <w:t>popularised</w:t>
-      </w:r>
-      <w:proofErr w:type="spellEnd"/>
-      <w:r>
-        <w:rPr>
-          <w:shd w:val="clear" w:color="auto" w:fill="FFFFFF"/>
-        </w:rPr>
-        <w:t xml:space="preserve"> in </w:t>
-      </w:r>
-      <w:proofErr w:type="spellStart"/>
-      <w:r>
-        <w:rPr>
-          <w:shd w:val="clear" w:color="auto" w:fill="FFFFFF"/>
-        </w:rPr>
-        <w:t>the</w:t>
-      </w:r>
-      <w:proofErr w:type="spellEnd"/>
-      <w:r>
-        <w:rPr>
-          <w:shd w:val="clear" w:color="auto" w:fill="FFFFFF"/>
-        </w:rPr>
-        <w:t xml:space="preserve"> 1960s </w:t>
-      </w:r>
-      <w:proofErr w:type="spellStart"/>
-      <w:r>
-        <w:rPr>
-          <w:shd w:val="clear" w:color="auto" w:fill="FFFFFF"/>
-        </w:rPr>
-        <w:t>with</w:t>
-      </w:r>
-      <w:proofErr w:type="spellEnd"/>
-      <w:r>
-        <w:rPr>
-          <w:shd w:val="clear" w:color="auto" w:fill="FFFFFF"/>
-        </w:rPr>
-        <w:t xml:space="preserve"> </w:t>
-      </w:r>
-      <w:proofErr w:type="spellStart"/>
-      <w:r>
-        <w:rPr>
-          <w:shd w:val="clear" w:color="auto" w:fill="FFFFFF"/>
-        </w:rPr>
-        <w:t>the</w:t>
-      </w:r>
-      <w:proofErr w:type="spellEnd"/>
-      <w:r>
-        <w:rPr>
-          <w:shd w:val="clear" w:color="auto" w:fill="FFFFFF"/>
-        </w:rPr>
-        <w:t xml:space="preserve"> release </w:t>
-      </w:r>
-      <w:proofErr w:type="spellStart"/>
-      <w:r>
-        <w:rPr>
-          <w:shd w:val="clear" w:color="auto" w:fill="FFFFFF"/>
-        </w:rPr>
-        <w:t>of</w:t>
-      </w:r>
-      <w:proofErr w:type="spellEnd"/>
-      <w:r>
-        <w:rPr>
-          <w:shd w:val="clear" w:color="auto" w:fill="FFFFFF"/>
-        </w:rPr>
-        <w:t xml:space="preserve"> </w:t>
-      </w:r>
-      <w:proofErr w:type="spellStart"/>
-      <w:r>
-        <w:rPr>
-          <w:shd w:val="clear" w:color="auto" w:fill="FFFFFF"/>
-        </w:rPr>
-        <w:t>Letraset</w:t>
-      </w:r>
-      <w:proofErr w:type="spellEnd"/>
-      <w:r>
-        <w:rPr>
-          <w:shd w:val="clear" w:color="auto" w:fill="FFFFFF"/>
-        </w:rPr>
-        <w:t xml:space="preserve"> </w:t>
-      </w:r>
-      <w:proofErr w:type="spellStart"/>
-      <w:r>
-        <w:rPr>
-          <w:shd w:val="clear" w:color="auto" w:fill="FFFFFF"/>
-        </w:rPr>
-        <w:t>sheets</w:t>
-      </w:r>
-      <w:proofErr w:type="spellEnd"/>
-      <w:r>
-        <w:rPr>
-          <w:shd w:val="clear" w:color="auto" w:fill="FFFFFF"/>
-        </w:rPr>
-        <w:t xml:space="preserve"> </w:t>
-      </w:r>
-      <w:proofErr w:type="spellStart"/>
-      <w:r>
-        <w:rPr>
-          <w:shd w:val="clear" w:color="auto" w:fill="FFFFFF"/>
-        </w:rPr>
-        <w:t>containing</w:t>
-      </w:r>
-      <w:proofErr w:type="spellEnd"/>
-      <w:r>
-        <w:rPr>
-          <w:shd w:val="clear" w:color="auto" w:fill="FFFFFF"/>
-        </w:rPr>
-        <w:t xml:space="preserve"> </w:t>
-      </w:r>
-      <w:proofErr w:type="spellStart"/>
-      <w:r>
-        <w:rPr>
-          <w:shd w:val="clear" w:color="auto" w:fill="FFFFFF"/>
-        </w:rPr>
-        <w:t>Lorem</w:t>
-      </w:r>
-      <w:proofErr w:type="spellEnd"/>
-      <w:r>
-        <w:rPr>
-          <w:shd w:val="clear" w:color="auto" w:fill="FFFFFF"/>
-        </w:rPr>
-        <w:t xml:space="preserve"> Ipsum </w:t>
-      </w:r>
-      <w:proofErr w:type="spellStart"/>
-      <w:r>
-        <w:rPr>
-          <w:shd w:val="clear" w:color="auto" w:fill="FFFFFF"/>
-        </w:rPr>
-        <w:t>passages</w:t>
-      </w:r>
-      <w:proofErr w:type="spellEnd"/>
-      <w:r>
-        <w:rPr>
-          <w:shd w:val="clear" w:color="auto" w:fill="FFFFFF"/>
-        </w:rPr>
-        <w:t xml:space="preserve">, </w:t>
-      </w:r>
-      <w:proofErr w:type="spellStart"/>
-      <w:r>
-        <w:rPr>
-          <w:shd w:val="clear" w:color="auto" w:fill="FFFFFF"/>
-        </w:rPr>
-        <w:t>and</w:t>
-      </w:r>
-      <w:proofErr w:type="spellEnd"/>
-      <w:r>
-        <w:rPr>
-          <w:shd w:val="clear" w:color="auto" w:fill="FFFFFF"/>
-        </w:rPr>
-        <w:t xml:space="preserve"> more </w:t>
-      </w:r>
-      <w:proofErr w:type="spellStart"/>
-      <w:r>
-        <w:rPr>
-          <w:shd w:val="clear" w:color="auto" w:fill="FFFFFF"/>
-        </w:rPr>
-        <w:t>recently</w:t>
-      </w:r>
-      <w:proofErr w:type="spellEnd"/>
-      <w:r>
-        <w:rPr>
-          <w:shd w:val="clear" w:color="auto" w:fill="FFFFFF"/>
-        </w:rPr>
-        <w:t xml:space="preserve"> </w:t>
-      </w:r>
-      <w:proofErr w:type="spellStart"/>
-      <w:r>
-        <w:rPr>
-          <w:shd w:val="clear" w:color="auto" w:fill="FFFFFF"/>
-        </w:rPr>
-        <w:t>with</w:t>
-      </w:r>
-      <w:proofErr w:type="spellEnd"/>
-      <w:r>
-        <w:rPr>
-          <w:shd w:val="clear" w:color="auto" w:fill="FFFFFF"/>
-        </w:rPr>
-        <w:t xml:space="preserve"> desktop </w:t>
-      </w:r>
-      <w:proofErr w:type="spellStart"/>
-      <w:r>
-        <w:rPr>
-          <w:shd w:val="clear" w:color="auto" w:fill="FFFFFF"/>
-        </w:rPr>
-        <w:t>publishing</w:t>
-      </w:r>
-      <w:proofErr w:type="spellEnd"/>
-      <w:r>
-        <w:rPr>
-          <w:shd w:val="clear" w:color="auto" w:fill="FFFFFF"/>
-        </w:rPr>
-        <w:t xml:space="preserve"> software </w:t>
-      </w:r>
-      <w:proofErr w:type="spellStart"/>
-      <w:r>
-        <w:rPr>
-          <w:shd w:val="clear" w:color="auto" w:fill="FFFFFF"/>
-        </w:rPr>
-        <w:t>like</w:t>
-      </w:r>
-      <w:proofErr w:type="spellEnd"/>
-      <w:r>
-        <w:rPr>
-          <w:shd w:val="clear" w:color="auto" w:fill="FFFFFF"/>
-        </w:rPr>
-        <w:t xml:space="preserve"> </w:t>
-      </w:r>
-      <w:proofErr w:type="spellStart"/>
-      <w:r>
-        <w:rPr>
-          <w:shd w:val="clear" w:color="auto" w:fill="FFFFFF"/>
-        </w:rPr>
-        <w:t>Aldus</w:t>
-      </w:r>
-      <w:proofErr w:type="spellEnd"/>
-      <w:r>
-        <w:rPr>
-          <w:shd w:val="clear" w:color="auto" w:fill="FFFFFF"/>
-        </w:rPr>
-        <w:t xml:space="preserve"> PageMaker </w:t>
-      </w:r>
-      <w:proofErr w:type="spellStart"/>
-      <w:r>
-        <w:rPr>
-          <w:shd w:val="clear" w:color="auto" w:fill="FFFFFF"/>
-        </w:rPr>
-        <w:t>including</w:t>
-      </w:r>
-      <w:proofErr w:type="spellEnd"/>
-      <w:r>
-        <w:rPr>
-          <w:shd w:val="clear" w:color="auto" w:fill="FFFFFF"/>
-        </w:rPr>
-        <w:t xml:space="preserve"> </w:t>
-      </w:r>
-      <w:proofErr w:type="spellStart"/>
-      <w:r>
-        <w:rPr>
-          <w:shd w:val="clear" w:color="auto" w:fill="FFFFFF"/>
-        </w:rPr>
-        <w:t>versions</w:t>
-      </w:r>
-      <w:proofErr w:type="spellEnd"/>
-      <w:r>
-        <w:rPr>
-          <w:shd w:val="clear" w:color="auto" w:fill="FFFFFF"/>
-        </w:rPr>
-        <w:t xml:space="preserve"> </w:t>
-      </w:r>
-      <w:proofErr w:type="spellStart"/>
-      <w:r>
-        <w:rPr>
-          <w:shd w:val="clear" w:color="auto" w:fill="FFFFFF"/>
-        </w:rPr>
-        <w:t>of</w:t>
-      </w:r>
-      <w:proofErr w:type="spellEnd"/>
-      <w:r>
-        <w:rPr>
-          <w:shd w:val="clear" w:color="auto" w:fill="FFFFFF"/>
-        </w:rPr>
-        <w:t xml:space="preserve"> </w:t>
-      </w:r>
-      <w:proofErr w:type="spellStart"/>
-      <w:r>
-        <w:rPr>
-          <w:shd w:val="clear" w:color="auto" w:fill="FFFFFF"/>
-        </w:rPr>
-        <w:t>Lorem</w:t>
-      </w:r>
-      <w:proofErr w:type="spellEnd"/>
-      <w:r>
-        <w:rPr>
-          <w:shd w:val="clear" w:color="auto" w:fill="FFFFFF"/>
-        </w:rPr>
-        <w:t xml:space="preserve"> Ipsum</w:t>
-      </w:r>
       <w:r>
         <w:rPr>
           <w:noProof/>
         </w:rPr>
-        <w:t>.</w:t>
+        <w:t>O que é imersão</w:t>
+      </w:r>
+    </w:p>
+    <w:p>
+      <w:pPr>
+        <w:rPr>
+          <w:noProof/>
+        </w:rPr>
+      </w:pPr>
+      <w:r>
+        <w:rPr>
+          <w:noProof/>
+        </w:rPr>
+        <w:t xml:space="preserve">Como se aplicou no nosso trabalho </w:t>
       </w:r>
     </w:p>
     <w:p>
@@ -12243,6 +11164,69 @@
           <w:noProof/>
         </w:rPr>
         <w:t>Caderno de sensibilidade</w:t>
+      </w:r>
+    </w:p>
+    <w:p>
+      <w:pPr>
+        <w:ind w:firstLine="0"/>
+      </w:pPr>
+      <w:r>
+        <w:t>Os cadernos de sensibilização são uma forma de obter informações sobre pessoas e seus universos, utilizada para coletar dados do usuário com o mínimo de interferência sobre suas ações, ou quando a questão investigada se desenvolve de forma intermitente ou dentro de um longo período. Ao contrário de uma abordagem de observação direta e presencial, esta técnica permite que o próprio usuário faça o relato de suas atividades, no contexto de seu dia a dia.</w:t>
+      </w:r>
+      <w:r>
+        <w:t xml:space="preserve"> </w:t>
+      </w:r>
+      <w:r>
+        <w:t>(V</w:t>
+      </w:r>
+      <w:r>
+        <w:t>ianna</w:t>
+      </w:r>
+      <w:r>
+        <w:t xml:space="preserve"> </w:t>
+      </w:r>
+      <w:r>
+        <w:rPr>
+          <w:rStyle w:val="nfase"/>
+        </w:rPr>
+        <w:t>et al.</w:t>
+      </w:r>
+      <w:r>
+        <w:t>, 2012</w:t>
+      </w:r>
+      <w:r>
+        <w:t>)</w:t>
+      </w:r>
+    </w:p>
+    <w:p>
+      <w:pPr>
+        <w:pStyle w:val="Legenda"/>
+        <w:keepNext/>
+      </w:pPr>
+      <w:r>
+        <w:lastRenderedPageBreak/>
+        <w:t xml:space="preserve">Figura </w:t>
+      </w:r>
+      <w:r>
+        <w:fldChar w:fldCharType="begin"/>
+      </w:r>
+      <w:r>
+        <w:instrText xml:space="preserve"> SEQ Figura \* ARABIC </w:instrText>
+      </w:r>
+      <w:r>
+        <w:fldChar w:fldCharType="separate"/>
+      </w:r>
+      <w:r>
+        <w:rPr>
+          <w:noProof/>
+        </w:rPr>
+        <w:t>1</w:t>
+      </w:r>
+      <w:r>
+        <w:fldChar w:fldCharType="end"/>
+      </w:r>
+      <w:r>
+        <w:t>: Caderno de Sensibilidade</w:t>
       </w:r>
     </w:p>
     <w:p>
@@ -12316,54 +11300,412 @@
         <w:t>, 2015</w:t>
       </w:r>
     </w:p>
-    <w:p/>
     <w:p>
       <w:pPr>
-        <w:rPr>
-          <w:rFonts w:eastAsiaTheme="majorEastAsia" w:cstheme="majorBidi"/>
-          <w:color w:val="000000" w:themeColor="text1"/>
-          <w:szCs w:val="32"/>
-        </w:rPr>
+        <w:pStyle w:val="Legenda"/>
+        <w:keepNext/>
       </w:pPr>
       <w:r>
-        <w:br w:type="page"/>
+        <w:t xml:space="preserve">Quadro </w:t>
+      </w:r>
+      <w:r>
+        <w:fldChar w:fldCharType="begin"/>
+      </w:r>
+      <w:r>
+        <w:instrText xml:space="preserve"> SEQ Quadro \* ARABIC </w:instrText>
+      </w:r>
+      <w:r>
+        <w:fldChar w:fldCharType="separate"/>
+      </w:r>
+      <w:r>
+        <w:rPr>
+          <w:noProof/>
+        </w:rPr>
+        <w:t>1</w:t>
+      </w:r>
+      <w:r>
+        <w:fldChar w:fldCharType="end"/>
+      </w:r>
+    </w:p>
+    <w:tbl>
+      <w:tblPr>
+        <w:tblStyle w:val="Tabelacomgrade"/>
+        <w:tblW w:w="0" w:type="auto"/>
+        <w:tblLook w:val="04A0" w:firstRow="1" w:lastRow="0" w:firstColumn="1" w:lastColumn="0" w:noHBand="0" w:noVBand="1"/>
+      </w:tblPr>
+      <w:tblGrid>
+        <w:gridCol w:w="7650"/>
+        <w:gridCol w:w="1411"/>
+      </w:tblGrid>
+      <w:tr>
+        <w:tc>
+          <w:tcPr>
+            <w:tcW w:w="7650" w:type="dxa"/>
+          </w:tcPr>
+          <w:p>
+            <w:pPr>
+              <w:pStyle w:val="imagensefontes"/>
+            </w:pPr>
+            <w:r>
+              <w:t>Sentimento</w:t>
+            </w:r>
+          </w:p>
+        </w:tc>
+        <w:tc>
+          <w:tcPr>
+            <w:tcW w:w="1411" w:type="dxa"/>
+          </w:tcPr>
+          <w:p>
+            <w:pPr>
+              <w:pStyle w:val="imagensefontes"/>
+            </w:pPr>
+            <w:r>
+              <w:t>Reação</w:t>
+            </w:r>
+          </w:p>
+        </w:tc>
+      </w:tr>
+      <w:tr>
+        <w:tc>
+          <w:tcPr>
+            <w:tcW w:w="7650" w:type="dxa"/>
+          </w:tcPr>
+          <w:p>
+            <w:pPr>
+              <w:pStyle w:val="imagensefontes"/>
+            </w:pPr>
+            <w:r>
+              <w:rPr>
+                <w:shd w:val="clear" w:color="auto" w:fill="FFFFFF"/>
+              </w:rPr>
+              <w:t>Lorem Ipsum</w:t>
+            </w:r>
+            <w:r>
+              <w:rPr>
+                <w:shd w:val="clear" w:color="auto" w:fill="FFFFFF"/>
+              </w:rPr>
+              <w:t> is simply dummy text of the printing and typesetting industry.</w:t>
+            </w:r>
+          </w:p>
+        </w:tc>
+        <w:tc>
+          <w:tcPr>
+            <w:tcW w:w="1411" w:type="dxa"/>
+          </w:tcPr>
+          <w:p>
+            <w:pPr>
+              <w:pStyle w:val="imagensefontes"/>
+              <w:rPr>
+                <w:rFonts w:ascii="Segoe UI Symbol" w:hAnsi="Segoe UI Symbol"/>
+                <w:sz w:val="24"/>
+                <w:szCs w:val="24"/>
+              </w:rPr>
+            </w:pPr>
+            <w:r>
+              <w:rPr>
+                <w:rFonts w:ascii="Segoe UI Symbol" w:hAnsi="Segoe UI Symbol"/>
+                <w:sz w:val="24"/>
+                <w:szCs w:val="24"/>
+              </w:rPr>
+              <w:t>😊</w:t>
+            </w:r>
+          </w:p>
+        </w:tc>
+      </w:tr>
+      <w:tr>
+        <w:tc>
+          <w:tcPr>
+            <w:tcW w:w="7650" w:type="dxa"/>
+          </w:tcPr>
+          <w:p>
+            <w:pPr>
+              <w:pStyle w:val="imagensefontes"/>
+            </w:pPr>
+            <w:r>
+              <w:rPr>
+                <w:shd w:val="clear" w:color="auto" w:fill="FFFFFF"/>
+              </w:rPr>
+              <w:t>Lorem Ipsum</w:t>
+            </w:r>
+            <w:r>
+              <w:rPr>
+                <w:shd w:val="clear" w:color="auto" w:fill="FFFFFF"/>
+              </w:rPr>
+              <w:t> is simply dummy text of the printing and typesetting industry.</w:t>
+            </w:r>
+          </w:p>
+        </w:tc>
+        <w:tc>
+          <w:tcPr>
+            <w:tcW w:w="1411" w:type="dxa"/>
+          </w:tcPr>
+          <w:p>
+            <w:pPr>
+              <w:pStyle w:val="imagensefontes"/>
+              <w:rPr>
+                <w:rFonts w:ascii="Segoe UI Symbol" w:hAnsi="Segoe UI Symbol"/>
+                <w:sz w:val="24"/>
+                <w:szCs w:val="24"/>
+              </w:rPr>
+            </w:pPr>
+            <w:r>
+              <w:rPr>
+                <w:rFonts w:ascii="Segoe UI Symbol" w:hAnsi="Segoe UI Symbol"/>
+                <w:sz w:val="24"/>
+                <w:szCs w:val="24"/>
+              </w:rPr>
+              <w:t>😥</w:t>
+            </w:r>
+          </w:p>
+        </w:tc>
+      </w:tr>
+      <w:tr>
+        <w:tc>
+          <w:tcPr>
+            <w:tcW w:w="7650" w:type="dxa"/>
+          </w:tcPr>
+          <w:p>
+            <w:pPr>
+              <w:pStyle w:val="imagensefontes"/>
+            </w:pPr>
+            <w:r>
+              <w:rPr>
+                <w:shd w:val="clear" w:color="auto" w:fill="FFFFFF"/>
+              </w:rPr>
+              <w:t>Lorem Ipsum</w:t>
+            </w:r>
+            <w:r>
+              <w:rPr>
+                <w:shd w:val="clear" w:color="auto" w:fill="FFFFFF"/>
+              </w:rPr>
+              <w:t> is simply dummy text of the printing and typesetting industry.</w:t>
+            </w:r>
+          </w:p>
+        </w:tc>
+        <w:tc>
+          <w:tcPr>
+            <w:tcW w:w="1411" w:type="dxa"/>
+          </w:tcPr>
+          <w:p>
+            <w:pPr>
+              <w:pStyle w:val="imagensefontes"/>
+            </w:pPr>
+            <w:r>
+              <w:rPr>
+                <w:rFonts w:ascii="Segoe UI Symbol" w:hAnsi="Segoe UI Symbol"/>
+                <w:sz w:val="24"/>
+                <w:szCs w:val="24"/>
+              </w:rPr>
+              <w:t>😊</w:t>
+            </w:r>
+          </w:p>
+        </w:tc>
+      </w:tr>
+      <w:tr>
+        <w:tc>
+          <w:tcPr>
+            <w:tcW w:w="7650" w:type="dxa"/>
+          </w:tcPr>
+          <w:p>
+            <w:pPr>
+              <w:pStyle w:val="imagensefontes"/>
+            </w:pPr>
+            <w:r>
+              <w:rPr>
+                <w:shd w:val="clear" w:color="auto" w:fill="FFFFFF"/>
+              </w:rPr>
+              <w:t>Lorem Ipsum</w:t>
+            </w:r>
+            <w:r>
+              <w:rPr>
+                <w:shd w:val="clear" w:color="auto" w:fill="FFFFFF"/>
+              </w:rPr>
+              <w:t> is simply dummy text of the printing and typesetting industry.</w:t>
+            </w:r>
+          </w:p>
+        </w:tc>
+        <w:tc>
+          <w:tcPr>
+            <w:tcW w:w="1411" w:type="dxa"/>
+          </w:tcPr>
+          <w:p>
+            <w:pPr>
+              <w:pStyle w:val="imagensefontes"/>
+            </w:pPr>
+            <w:r>
+              <w:rPr>
+                <w:rFonts w:ascii="Segoe UI Symbol" w:hAnsi="Segoe UI Symbol"/>
+                <w:sz w:val="24"/>
+                <w:szCs w:val="24"/>
+              </w:rPr>
+              <w:t>😥</w:t>
+            </w:r>
+          </w:p>
+        </w:tc>
+      </w:tr>
+      <w:tr>
+        <w:tc>
+          <w:tcPr>
+            <w:tcW w:w="7650" w:type="dxa"/>
+          </w:tcPr>
+          <w:p>
+            <w:pPr>
+              <w:pStyle w:val="imagensefontes"/>
+            </w:pPr>
+            <w:r>
+              <w:rPr>
+                <w:shd w:val="clear" w:color="auto" w:fill="FFFFFF"/>
+              </w:rPr>
+              <w:t>Lorem Ipsum</w:t>
+            </w:r>
+            <w:r>
+              <w:rPr>
+                <w:shd w:val="clear" w:color="auto" w:fill="FFFFFF"/>
+              </w:rPr>
+              <w:t> is simply dummy text of the printing and typesetting industry.</w:t>
+            </w:r>
+          </w:p>
+        </w:tc>
+        <w:tc>
+          <w:tcPr>
+            <w:tcW w:w="1411" w:type="dxa"/>
+          </w:tcPr>
+          <w:p>
+            <w:pPr>
+              <w:pStyle w:val="imagensefontes"/>
+            </w:pPr>
+            <w:r>
+              <w:rPr>
+                <w:rFonts w:ascii="Segoe UI Symbol" w:hAnsi="Segoe UI Symbol"/>
+                <w:sz w:val="24"/>
+                <w:szCs w:val="24"/>
+              </w:rPr>
+              <w:t>😊</w:t>
+            </w:r>
+          </w:p>
+        </w:tc>
+      </w:tr>
+      <w:tr>
+        <w:tc>
+          <w:tcPr>
+            <w:tcW w:w="7650" w:type="dxa"/>
+          </w:tcPr>
+          <w:p>
+            <w:pPr>
+              <w:pStyle w:val="imagensefontes"/>
+            </w:pPr>
+            <w:r>
+              <w:rPr>
+                <w:shd w:val="clear" w:color="auto" w:fill="FFFFFF"/>
+              </w:rPr>
+              <w:t>Lorem Ipsum</w:t>
+            </w:r>
+            <w:r>
+              <w:rPr>
+                <w:shd w:val="clear" w:color="auto" w:fill="FFFFFF"/>
+              </w:rPr>
+              <w:t> is simply dummy text of the printing and typesetting industry.</w:t>
+            </w:r>
+          </w:p>
+        </w:tc>
+        <w:tc>
+          <w:tcPr>
+            <w:tcW w:w="1411" w:type="dxa"/>
+          </w:tcPr>
+          <w:p>
+            <w:pPr>
+              <w:pStyle w:val="imagensefontes"/>
+            </w:pPr>
+            <w:r>
+              <w:rPr>
+                <w:rFonts w:ascii="Segoe UI Symbol" w:hAnsi="Segoe UI Symbol"/>
+                <w:sz w:val="24"/>
+                <w:szCs w:val="24"/>
+              </w:rPr>
+              <w:t>😥</w:t>
+            </w:r>
+          </w:p>
+        </w:tc>
+      </w:tr>
+      <w:tr>
+        <w:tc>
+          <w:tcPr>
+            <w:tcW w:w="7650" w:type="dxa"/>
+          </w:tcPr>
+          <w:p>
+            <w:pPr>
+              <w:pStyle w:val="imagensefontes"/>
+            </w:pPr>
+            <w:r>
+              <w:rPr>
+                <w:shd w:val="clear" w:color="auto" w:fill="FFFFFF"/>
+              </w:rPr>
+              <w:t>Lorem Ipsum</w:t>
+            </w:r>
+            <w:r>
+              <w:rPr>
+                <w:shd w:val="clear" w:color="auto" w:fill="FFFFFF"/>
+              </w:rPr>
+              <w:t> is simply dummy text of the printing and typesetting industry.</w:t>
+            </w:r>
+          </w:p>
+        </w:tc>
+        <w:tc>
+          <w:tcPr>
+            <w:tcW w:w="1411" w:type="dxa"/>
+          </w:tcPr>
+          <w:p>
+            <w:pPr>
+              <w:pStyle w:val="imagensefontes"/>
+            </w:pPr>
+            <w:r>
+              <w:rPr>
+                <w:rFonts w:ascii="Segoe UI Symbol" w:hAnsi="Segoe UI Symbol"/>
+                <w:sz w:val="24"/>
+                <w:szCs w:val="24"/>
+              </w:rPr>
+              <w:t>😊</w:t>
+            </w:r>
+          </w:p>
+        </w:tc>
+      </w:tr>
+    </w:tbl>
+    <w:p>
+      <w:pPr>
+        <w:pStyle w:val="imagensefontes"/>
+      </w:pPr>
+      <w:r>
+        <w:t>Fonte: Os autores, 2026.</w:t>
       </w:r>
     </w:p>
     <w:p>
       <w:pPr>
         <w:pStyle w:val="Ttulo1"/>
       </w:pPr>
-      <w:bookmarkStart w:id="13" w:name="_Toc225406457"/>
+      <w:bookmarkStart w:id="12" w:name="_Toc225406457"/>
       <w:r>
         <w:lastRenderedPageBreak/>
         <w:t>ANÁLISE E SÍNTESE</w:t>
       </w:r>
-      <w:bookmarkEnd w:id="13"/>
+      <w:bookmarkEnd w:id="12"/>
     </w:p>
     <w:p>
       <w:proofErr w:type="spellStart"/>
       <w:r>
         <w:rPr>
-          <w:rStyle w:val="Forte"/>
-          <w:rFonts w:ascii="Open Sans" w:hAnsi="Open Sans" w:cs="Open Sans"/>
-          <w:color w:val="000000"/>
-          <w:sz w:val="21"/>
-          <w:szCs w:val="21"/>
-          <w:shd w:val="clear" w:color="auto" w:fill="FFFFFF"/>
+          <w:bCs/>
         </w:rPr>
         <w:t>Lorem</w:t>
       </w:r>
       <w:proofErr w:type="spellEnd"/>
       <w:r>
         <w:rPr>
-          <w:rStyle w:val="Forte"/>
-          <w:rFonts w:ascii="Open Sans" w:hAnsi="Open Sans" w:cs="Open Sans"/>
-          <w:color w:val="000000"/>
-          <w:sz w:val="21"/>
-          <w:szCs w:val="21"/>
-          <w:shd w:val="clear" w:color="auto" w:fill="FFFFFF"/>
-        </w:rPr>
-        <w:t xml:space="preserve"> Ipsum</w:t>
+          <w:bCs/>
+        </w:rPr>
+        <w:t xml:space="preserve"> Ipsu</w:t>
+      </w:r>
+      <w:r>
+        <w:t>m</w:t>
       </w:r>
       <w:r>
         <w:rPr>
@@ -13376,14 +12718,15 @@
       <w:pPr>
         <w:pStyle w:val="Ttulo2"/>
       </w:pPr>
-      <w:bookmarkStart w:id="14" w:name="_Toc225406458"/>
+      <w:bookmarkStart w:id="13" w:name="_Toc225406458"/>
       <w:r>
         <w:t>Persona</w:t>
       </w:r>
-      <w:bookmarkEnd w:id="14"/>
+      <w:bookmarkEnd w:id="13"/>
     </w:p>
     <w:p>
       <w:pPr>
+        <w:pStyle w:val="Citao"/>
         <w:rPr>
           <w:noProof/>
         </w:rPr>
@@ -13391,24 +12734,14 @@
       <w:proofErr w:type="spellStart"/>
       <w:r>
         <w:rPr>
-          <w:rStyle w:val="Forte"/>
-          <w:rFonts w:ascii="Open Sans" w:hAnsi="Open Sans" w:cs="Open Sans"/>
-          <w:color w:val="000000"/>
-          <w:sz w:val="21"/>
-          <w:szCs w:val="21"/>
-          <w:shd w:val="clear" w:color="auto" w:fill="FFFFFF"/>
+          <w:bCs/>
         </w:rPr>
         <w:t>Lorem</w:t>
       </w:r>
       <w:proofErr w:type="spellEnd"/>
       <w:r>
         <w:rPr>
-          <w:rStyle w:val="Forte"/>
-          <w:rFonts w:ascii="Open Sans" w:hAnsi="Open Sans" w:cs="Open Sans"/>
-          <w:color w:val="000000"/>
-          <w:sz w:val="21"/>
-          <w:szCs w:val="21"/>
-          <w:shd w:val="clear" w:color="auto" w:fill="FFFFFF"/>
+          <w:bCs/>
         </w:rPr>
         <w:t xml:space="preserve"> Ipsum</w:t>
       </w:r>
@@ -14418,6 +13751,143 @@
         </w:rPr>
         <w:t>.</w:t>
       </w:r>
+    </w:p>
+    <w:p>
+      <w:pPr>
+        <w:pStyle w:val="Legenda"/>
+        <w:keepNext/>
+        <w:jc w:val="both"/>
+      </w:pPr>
+    </w:p>
+    <w:p>
+      <w:pPr>
+        <w:pStyle w:val="Legenda"/>
+        <w:keepNext/>
+      </w:pPr>
+      <w:r>
+        <w:t xml:space="preserve">Figura </w:t>
+      </w:r>
+      <w:r>
+        <w:fldChar w:fldCharType="begin"/>
+      </w:r>
+      <w:r>
+        <w:instrText xml:space="preserve"> SEQ Figura \* ARABIC </w:instrText>
+      </w:r>
+      <w:r>
+        <w:fldChar w:fldCharType="separate"/>
+      </w:r>
+      <w:r>
+        <w:rPr>
+          <w:noProof/>
+        </w:rPr>
+        <w:t>2</w:t>
+      </w:r>
+      <w:r>
+        <w:fldChar w:fldCharType="end"/>
+      </w:r>
+      <w:r>
+        <w:t>: Exemplificação de personas</w:t>
+      </w:r>
+    </w:p>
+    <w:p>
+      <w:pPr>
+        <w:ind w:firstLine="0"/>
+      </w:pPr>
+      <w:r>
+        <w:rPr>
+          <w:noProof/>
+          <w:lang w:eastAsia="pt-BR"/>
+        </w:rPr>
+        <w:drawing>
+          <wp:inline distT="0" distB="0" distL="0" distR="0">
+            <wp:extent cx="5760085" cy="978923"/>
+            <wp:effectExtent l="19050" t="19050" r="12065" b="12065"/>
+            <wp:docPr id="5" name="Imagem 5" descr="Storyboard That Family"/>
+            <wp:cNvGraphicFramePr>
+              <a:graphicFrameLocks xmlns:a="http://schemas.openxmlformats.org/drawingml/2006/main" noChangeAspect="1"/>
+            </wp:cNvGraphicFramePr>
+            <a:graphic xmlns:a="http://schemas.openxmlformats.org/drawingml/2006/main">
+              <a:graphicData uri="http://schemas.openxmlformats.org/drawingml/2006/picture">
+                <pic:pic xmlns:pic="http://schemas.openxmlformats.org/drawingml/2006/picture">
+                  <pic:nvPicPr>
+                    <pic:cNvPr id="0" name="Picture 7" descr="Storyboard That Family"/>
+                    <pic:cNvPicPr>
+                      <a:picLocks noChangeAspect="1" noChangeArrowheads="1"/>
+                    </pic:cNvPicPr>
+                  </pic:nvPicPr>
+                  <pic:blipFill>
+                    <a:blip r:embed="rId7" cstate="print">
+                      <a:extLst>
+                        <a:ext uri="{28A0092B-C50C-407E-A947-70E740481C1C}">
+                          <a14:useLocalDpi xmlns:a14="http://schemas.microsoft.com/office/drawing/2010/main" val="0"/>
+                        </a:ext>
+                      </a:extLst>
+                    </a:blip>
+                    <a:srcRect/>
+                    <a:stretch>
+                      <a:fillRect/>
+                    </a:stretch>
+                  </pic:blipFill>
+                  <pic:spPr bwMode="auto">
+                    <a:xfrm>
+                      <a:off x="0" y="0"/>
+                      <a:ext cx="5760085" cy="978923"/>
+                    </a:xfrm>
+                    <a:prstGeom prst="rect">
+                      <a:avLst/>
+                    </a:prstGeom>
+                    <a:noFill/>
+                    <a:ln>
+                      <a:solidFill>
+                        <a:schemeClr val="tx1"/>
+                      </a:solidFill>
+                    </a:ln>
+                  </pic:spPr>
+                </pic:pic>
+              </a:graphicData>
+            </a:graphic>
+          </wp:inline>
+        </w:drawing>
+      </w:r>
+    </w:p>
+    <w:p>
+      <w:pPr>
+        <w:pStyle w:val="imagensefontes"/>
+      </w:pPr>
+      <w:r>
+        <w:t>Fonte: S</w:t>
+      </w:r>
+      <w:r>
+        <w:t>toryboardthat</w:t>
+      </w:r>
+      <w:r>
+        <w:t>, 2026</w:t>
+      </w:r>
+    </w:p>
+    <w:p>
+      <w:pPr>
+        <w:ind w:firstLine="0"/>
+      </w:pPr>
+      <w:r>
+        <w:t>Sendo assim, foi elaborado a persona XXXX, que atende os requisitos acima, então conheça a XXX.</w:t>
+      </w:r>
+    </w:p>
+    <w:p>
+      <w:pPr>
+        <w:spacing w:after="160" w:line="259" w:lineRule="auto"/>
+        <w:ind w:firstLine="0"/>
+        <w:jc w:val="left"/>
+      </w:pPr>
+    </w:p>
+    <w:p>
+      <w:pPr>
+        <w:ind w:firstLine="0"/>
+      </w:pPr>
+    </w:p>
+    <w:p>
+      <w:pPr>
+        <w:ind w:firstLine="0"/>
+      </w:pPr>
     </w:p>
     <w:p>
       <w:pPr>
@@ -14447,12 +13917,79 @@
     </w:p>
     <w:p>
       <w:pPr>
+        <w:ind w:firstLine="708"/>
+      </w:pPr>
+      <w:r>
+        <w:t xml:space="preserve">VILAS BOAS, Eduarda. </w:t>
+      </w:r>
+      <w:r>
+        <w:rPr>
+          <w:rStyle w:val="nfase"/>
+        </w:rPr>
+        <w:t xml:space="preserve">Etapas do Design </w:t>
+      </w:r>
+      <w:proofErr w:type="spellStart"/>
+      <w:r>
+        <w:rPr>
+          <w:rStyle w:val="nfase"/>
+        </w:rPr>
+        <w:t>Thinking</w:t>
+      </w:r>
+      <w:proofErr w:type="spellEnd"/>
+      <w:r>
+        <w:rPr>
+          <w:rStyle w:val="nfase"/>
+        </w:rPr>
+        <w:t xml:space="preserve"> — Imersão</w:t>
+      </w:r>
+      <w:r>
+        <w:t>.</w:t>
+      </w:r>
+      <w:r>
+        <w:t xml:space="preserve"> 28 jun. 2022. Disponível em: </w:t>
+      </w:r>
+      <w:hyperlink r:id="rId8" w:tgtFrame="_new" w:history="1">
+        <w:r>
+          <w:rPr>
+            <w:rStyle w:val="Hyperlink"/>
+          </w:rPr>
+          <w:t>https://medium.com/@vbsduda/etapas-do-design-thinking-imers%C3%A3o-13b2f0b2dca9</w:t>
+        </w:r>
+      </w:hyperlink>
+      <w:r>
+        <w:t>. Acesso em: 2 abr. 2026.</w:t>
+      </w:r>
+    </w:p>
+    <w:p>
+      <w:pPr>
         <w:ind w:firstLine="0"/>
       </w:pPr>
-      <w:r>
-        <w:t xml:space="preserve">Imagem: </w:t>
-      </w:r>
-      <w:hyperlink r:id="rId7" w:history="1">
+    </w:p>
+    <w:p>
+      <w:pPr>
+        <w:ind w:firstLine="708"/>
+      </w:pPr>
+      <w:proofErr w:type="spellStart"/>
+      <w:r>
+        <w:t>M</w:t>
+      </w:r>
+      <w:r>
+        <w:t>jvinnovation</w:t>
+      </w:r>
+      <w:proofErr w:type="spellEnd"/>
+      <w:r>
+        <w:t xml:space="preserve">. </w:t>
+      </w:r>
+      <w:r>
+        <w:rPr>
+          <w:rStyle w:val="nfase"/>
+        </w:rPr>
+        <w:t>Conheça a sessão generativa e entenda seus usuários</w:t>
+      </w:r>
+      <w:r>
+        <w:t xml:space="preserve">. 2015. Disponível em: </w:t>
+      </w:r>
+      <w:hyperlink r:id="rId9" w:tgtFrame="_new" w:history="1">
         <w:r>
           <w:rPr>
             <w:rStyle w:val="Hyperlink"/>
@@ -14460,9 +13997,99 @@
           <w:t>https://www.mjvinnovation.com/pt-br/blog/conheca-a-sessao-generativa-e-entenda-seus-usuarios/</w:t>
         </w:r>
       </w:hyperlink>
+      <w:r>
+        <w:t>. Acesso em: 02 abr. 2026.</w:t>
+      </w:r>
     </w:p>
-    <w:p/>
-    <w:p/>
+    <w:p>
+      <w:pPr>
+        <w:ind w:firstLine="0"/>
+      </w:pPr>
+    </w:p>
+    <w:p>
+      <w:r>
+        <w:t xml:space="preserve">VIANNA, Maurício; VIANNA, </w:t>
+      </w:r>
+      <w:proofErr w:type="spellStart"/>
+      <w:r>
+        <w:t>Ysmar</w:t>
+      </w:r>
+      <w:proofErr w:type="spellEnd"/>
+      <w:r>
+        <w:t xml:space="preserve">; ADLER, Isabel K.; LUCENA, Brenda; RUSSO, Beatriz. </w:t>
+      </w:r>
+      <w:r>
+        <w:rPr>
+          <w:rStyle w:val="nfase"/>
+        </w:rPr>
+        <w:t xml:space="preserve">Design </w:t>
+      </w:r>
+      <w:proofErr w:type="spellStart"/>
+      <w:r>
+        <w:rPr>
+          <w:rStyle w:val="nfase"/>
+        </w:rPr>
+        <w:t>thinking</w:t>
+      </w:r>
+      <w:proofErr w:type="spellEnd"/>
+      <w:r>
+        <w:rPr>
+          <w:rStyle w:val="nfase"/>
+        </w:rPr>
+        <w:t>: inovação em negócios</w:t>
+      </w:r>
+      <w:r>
+        <w:t>. Rio de Janeiro: MJV Press, 2012.</w:t>
+      </w:r>
+    </w:p>
+    <w:p>
+      <w:pPr>
+        <w:ind w:firstLine="0"/>
+      </w:pPr>
+    </w:p>
+    <w:p>
+      <w:pPr>
+        <w:ind w:firstLine="0"/>
+      </w:pPr>
+      <w:proofErr w:type="spellStart"/>
+      <w:r>
+        <w:t>S</w:t>
+      </w:r>
+      <w:r>
+        <w:t>toryboardthat</w:t>
+      </w:r>
+      <w:proofErr w:type="spellEnd"/>
+      <w:r>
+        <w:t xml:space="preserve">. </w:t>
+      </w:r>
+      <w:r>
+        <w:t>Persona do Usuário: Definição e Exemplos</w:t>
+      </w:r>
+      <w:r>
+        <w:t xml:space="preserve">. XXX. Disponível em: </w:t>
+      </w:r>
+      <w:hyperlink r:id="rId10" w:history="1">
+        <w:r>
+          <w:rPr>
+            <w:rStyle w:val="Hyperlink"/>
+          </w:rPr>
+          <w:t>https://www.storyboardthat.com/pt/design-thinking/usu%C3%A1rio-persona</w:t>
+        </w:r>
+      </w:hyperlink>
+      <w:r>
+        <w:t xml:space="preserve">. Acesso em </w:t>
+      </w:r>
+      <w:r>
+        <w:t>02 abr. 2026.</w:t>
+      </w:r>
+      <w:bookmarkStart w:id="14" w:name="_GoBack"/>
+      <w:bookmarkEnd w:id="14"/>
+    </w:p>
+    <w:p>
+      <w:pPr>
+        <w:ind w:firstLine="0"/>
+      </w:pPr>
+    </w:p>
     <w:p>
       <w:pPr>
         <w:rPr>
@@ -14481,7 +14108,7 @@
 </file>
 
 <file path=word/numbering.xml><?xml version="1.0" encoding="utf-8"?>
-<w:numbering xmlns:wpc="http://schemas.microsoft.com/office/word/2010/wordprocessingCanvas" xmlns:cx="http://schemas.microsoft.com/office/drawing/2014/chartex" xmlns:cx1="http://schemas.microsoft.com/office/drawing/2015/9/8/chartex" xmlns:mc="http://schemas.openxmlformats.org/markup-compatibility/2006" xmlns:o="urn:schemas-microsoft-com:office:office" xmlns:r="http://schemas.openxmlformats.org/officeDocument/2006/relationships" xmlns:m="http://schemas.openxmlformats.org/officeDocument/2006/math" xmlns:v="urn:schemas-microsoft-com:vml" xmlns:wp14="http://schemas.microsoft.com/office/word/2010/wordprocessingDrawing" xmlns:wp="http://schemas.openxmlformats.org/drawingml/2006/wordprocessingDrawing" xmlns:w10="urn:schemas-microsoft-com:office:word" xmlns:w="http://schemas.openxmlformats.org/wordprocessingml/2006/main" xmlns:w14="http://schemas.microsoft.com/office/word/2010/wordml" xmlns:w15="http://schemas.microsoft.com/office/word/2012/wordml" xmlns:w16se="http://schemas.microsoft.com/office/word/2015/wordml/symex" xmlns:wpg="http://schemas.microsoft.com/office/word/2010/wordprocessingGroup" xmlns:wpi="http://schemas.microsoft.com/office/word/2010/wordprocessingInk" xmlns:wne="http://schemas.microsoft.com/office/word/2006/wordml" xmlns:wps="http://schemas.microsoft.com/office/word/2010/wordprocessingShape" mc:Ignorable="w14 w15 w16se wp14">
+<w:numbering xmlns:wpc="http://schemas.microsoft.com/office/word/2010/wordprocessingCanvas" xmlns:cx="http://schemas.microsoft.com/office/drawing/2014/chartex" xmlns:mc="http://schemas.openxmlformats.org/markup-compatibility/2006" xmlns:o="urn:schemas-microsoft-com:office:office" xmlns:r="http://schemas.openxmlformats.org/officeDocument/2006/relationships" xmlns:m="http://schemas.openxmlformats.org/officeDocument/2006/math" xmlns:v="urn:schemas-microsoft-com:vml" xmlns:wp14="http://schemas.microsoft.com/office/word/2010/wordprocessingDrawing" xmlns:wp="http://schemas.openxmlformats.org/drawingml/2006/wordprocessingDrawing" xmlns:w10="urn:schemas-microsoft-com:office:word" xmlns:w="http://schemas.openxmlformats.org/wordprocessingml/2006/main" xmlns:w14="http://schemas.microsoft.com/office/word/2010/wordml" xmlns:w15="http://schemas.microsoft.com/office/word/2012/wordml" xmlns:w16se="http://schemas.microsoft.com/office/word/2015/wordml/symex" xmlns:wpg="http://schemas.microsoft.com/office/word/2010/wordprocessingGroup" xmlns:wpi="http://schemas.microsoft.com/office/word/2010/wordprocessingInk" xmlns:wne="http://schemas.microsoft.com/office/word/2006/wordml" xmlns:wps="http://schemas.microsoft.com/office/word/2010/wordprocessingShape" mc:Ignorable="w14 w15 w16se wp14">
   <w:abstractNum w:abstractNumId="0" w15:restartNumberingAfterBreak="0">
     <w:nsid w:val="0501356D"/>
     <w:multiLevelType w:val="hybridMultilevel"/>
@@ -15470,6 +15097,103 @@
       <w:lang w:eastAsia="pt-BR"/>
     </w:rPr>
   </w:style>
+  <w:style w:type="paragraph" w:styleId="Legenda">
+    <w:name w:val="caption"/>
+    <w:basedOn w:val="Normal"/>
+    <w:next w:val="Normal"/>
+    <w:uiPriority w:val="35"/>
+    <w:unhideWhenUsed/>
+    <w:qFormat/>
+    <w:rsid w:val="00F73B3D"/>
+    <w:pPr>
+      <w:spacing w:before="120" w:line="240" w:lineRule="auto"/>
+      <w:ind w:firstLine="0"/>
+      <w:jc w:val="center"/>
+    </w:pPr>
+    <w:rPr>
+      <w:b/>
+      <w:iCs/>
+      <w:sz w:val="20"/>
+      <w:szCs w:val="18"/>
+    </w:rPr>
+  </w:style>
+  <w:style w:type="character" w:styleId="nfase">
+    <w:name w:val="Emphasis"/>
+    <w:basedOn w:val="Fontepargpadro"/>
+    <w:uiPriority w:val="20"/>
+    <w:qFormat/>
+    <w:rsid w:val="00467DB5"/>
+    <w:rPr>
+      <w:i/>
+      <w:iCs/>
+    </w:rPr>
+  </w:style>
+  <w:style w:type="paragraph" w:styleId="NormalWeb">
+    <w:name w:val="Normal (Web)"/>
+    <w:basedOn w:val="Normal"/>
+    <w:uiPriority w:val="99"/>
+    <w:semiHidden/>
+    <w:unhideWhenUsed/>
+    <w:rsid w:val="00467DB5"/>
+    <w:pPr>
+      <w:spacing w:before="100" w:beforeAutospacing="1" w:after="100" w:afterAutospacing="1" w:line="240" w:lineRule="auto"/>
+      <w:ind w:firstLine="0"/>
+      <w:jc w:val="left"/>
+    </w:pPr>
+    <w:rPr>
+      <w:rFonts w:ascii="Times New Roman" w:eastAsia="Times New Roman" w:hAnsi="Times New Roman" w:cs="Times New Roman"/>
+      <w:szCs w:val="24"/>
+      <w:lang w:eastAsia="pt-BR"/>
+    </w:rPr>
+  </w:style>
+  <w:style w:type="paragraph" w:styleId="Citao">
+    <w:name w:val="Quote"/>
+    <w:basedOn w:val="Normal"/>
+    <w:next w:val="Normal"/>
+    <w:link w:val="CitaoChar"/>
+    <w:uiPriority w:val="29"/>
+    <w:qFormat/>
+    <w:rsid w:val="00865ED4"/>
+    <w:pPr>
+      <w:spacing w:before="120" w:line="240" w:lineRule="auto"/>
+      <w:ind w:left="2268" w:firstLine="0"/>
+    </w:pPr>
+    <w:rPr>
+      <w:iCs/>
+      <w:sz w:val="20"/>
+    </w:rPr>
+  </w:style>
+  <w:style w:type="character" w:customStyle="1" w:styleId="CitaoChar">
+    <w:name w:val="Citação Char"/>
+    <w:basedOn w:val="Fontepargpadro"/>
+    <w:link w:val="Citao"/>
+    <w:uiPriority w:val="29"/>
+    <w:rsid w:val="00865ED4"/>
+    <w:rPr>
+      <w:rFonts w:ascii="Arial" w:hAnsi="Arial"/>
+      <w:iCs/>
+      <w:sz w:val="20"/>
+    </w:rPr>
+  </w:style>
+  <w:style w:type="table" w:styleId="Tabelacomgrade">
+    <w:name w:val="Table Grid"/>
+    <w:basedOn w:val="Tabelanormal"/>
+    <w:uiPriority w:val="39"/>
+    <w:rsid w:val="00DD025D"/>
+    <w:pPr>
+      <w:spacing w:after="0" w:line="240" w:lineRule="auto"/>
+    </w:pPr>
+    <w:tblPr>
+      <w:tblBorders>
+        <w:top w:val="single" w:sz="4" w:space="0" w:color="auto"/>
+        <w:left w:val="single" w:sz="4" w:space="0" w:color="auto"/>
+        <w:bottom w:val="single" w:sz="4" w:space="0" w:color="auto"/>
+        <w:right w:val="single" w:sz="4" w:space="0" w:color="auto"/>
+        <w:insideH w:val="single" w:sz="4" w:space="0" w:color="auto"/>
+        <w:insideV w:val="single" w:sz="4" w:space="0" w:color="auto"/>
+      </w:tblBorders>
+    </w:tblPr>
+  </w:style>
 </w:styles>
 </file>
 
@@ -15739,7 +15463,7 @@
 </file>
 
 <file path=customXml/itemProps1.xml><?xml version="1.0" encoding="utf-8"?>
-<ds:datastoreItem xmlns:ds="http://schemas.openxmlformats.org/officeDocument/2006/customXml" ds:itemID="{01D13AB9-E5A3-46A1-B3C4-B258247FE218}">
+<ds:datastoreItem xmlns:ds="http://schemas.openxmlformats.org/officeDocument/2006/customXml" ds:itemID="{25E133FC-062C-47DE-9B7D-A238B10DC45B}">
   <ds:schemaRefs>
     <ds:schemaRef ds:uri="http://schemas.openxmlformats.org/officeDocument/2006/bibliography"/>
   </ds:schemaRefs>
